--- a/docs/modules/freelance/DORR_Freelance_Platform_Requirements_v4_405_status.docx
+++ b/docs/modules/freelance/DORR_Freelance_Platform_Requirements_v4_405_status.docx
@@ -12,7 +12,7 @@
           <w:b/>
           <w:rtl/>
         </w:rPr>
-        <w:t xml:space="preserve">حالة التنفيذ — أخضر: منجز (104) · أحمر: مخطط ولم يُنجز (240) · رمادي: مدموج أو محذوف أو مرفوض (61). المرجع: docs/freelance_tasks.md</w:t>
+        <w:t xml:space="preserve">حالة التنفيذ — أخضر: منجز (172) · أحمر: مخطط ولم يُنجز (172) · رمادي: مدموج أو محذوف أو مرفوض (61). المرجع: docs/freelance_tasks.md</w:t>
       </w:r>
     </w:p>
     <w:p>
@@ -898,7 +898,7 @@
     </w:p>
     <w:p>
       <w:pPr>
-        <w:shd w:val="clear" w:color="auto" w:fill="FBDADA"/>
+        <w:shd w:val="clear" w:color="auto" w:fill="D9F2E0"/>
         <w:jc w:val="right"/>
       </w:pPr>
       <w:r>
@@ -912,7 +912,7 @@
     </w:p>
     <w:p>
       <w:pPr>
-        <w:shd w:val="clear" w:color="auto" w:fill="FBDADA"/>
+        <w:shd w:val="clear" w:color="auto" w:fill="D9F2E0"/>
         <w:jc w:val="right"/>
       </w:pPr>
       <w:r>
@@ -940,7 +940,7 @@
     </w:p>
     <w:p>
       <w:pPr>
-        <w:shd w:val="clear" w:color="auto" w:fill="FBDADA"/>
+        <w:shd w:val="clear" w:color="auto" w:fill="D9F2E0"/>
         <w:jc w:val="right"/>
       </w:pPr>
       <w:r>
@@ -968,7 +968,7 @@
     </w:p>
     <w:p>
       <w:pPr>
-        <w:shd w:val="clear" w:color="auto" w:fill="FBDADA"/>
+        <w:shd w:val="clear" w:color="auto" w:fill="D9F2E0"/>
         <w:jc w:val="right"/>
       </w:pPr>
       <w:r>
@@ -982,7 +982,7 @@
     </w:p>
     <w:p>
       <w:pPr>
-        <w:shd w:val="clear" w:color="auto" w:fill="FBDADA"/>
+        <w:shd w:val="clear" w:color="auto" w:fill="D9F2E0"/>
         <w:jc w:val="right"/>
       </w:pPr>
       <w:r>
@@ -996,7 +996,7 @@
     </w:p>
     <w:p>
       <w:pPr>
-        <w:shd w:val="clear" w:color="auto" w:fill="FBDADA"/>
+        <w:shd w:val="clear" w:color="auto" w:fill="D9F2E0"/>
         <w:jc w:val="right"/>
       </w:pPr>
       <w:r>
@@ -1010,7 +1010,7 @@
     </w:p>
     <w:p>
       <w:pPr>
-        <w:shd w:val="clear" w:color="auto" w:fill="FBDADA"/>
+        <w:shd w:val="clear" w:color="auto" w:fill="D9F2E0"/>
         <w:jc w:val="right"/>
       </w:pPr>
       <w:r>
@@ -1401,7 +1401,7 @@
     </w:p>
     <w:p>
       <w:pPr>
-        <w:shd w:val="clear" w:color="auto" w:fill="FBDADA"/>
+        <w:shd w:val="clear" w:color="auto" w:fill="D9F2E0"/>
         <w:jc w:val="right"/>
       </w:pPr>
       <w:r>
@@ -1415,7 +1415,7 @@
     </w:p>
     <w:p>
       <w:pPr>
-        <w:shd w:val="clear" w:color="auto" w:fill="FBDADA"/>
+        <w:shd w:val="clear" w:color="auto" w:fill="D9F2E0"/>
         <w:jc w:val="right"/>
       </w:pPr>
       <w:r>
@@ -1429,7 +1429,7 @@
     </w:p>
     <w:p>
       <w:pPr>
-        <w:shd w:val="clear" w:color="auto" w:fill="FBDADA"/>
+        <w:shd w:val="clear" w:color="auto" w:fill="D9F2E0"/>
         <w:jc w:val="right"/>
       </w:pPr>
       <w:r>
@@ -1596,7 +1596,7 @@
     </w:p>
     <w:p>
       <w:pPr>
-        <w:shd w:val="clear" w:color="auto" w:fill="FBDADA"/>
+        <w:shd w:val="clear" w:color="auto" w:fill="D9F2E0"/>
         <w:jc w:val="right"/>
       </w:pPr>
       <w:r>
@@ -1610,7 +1610,7 @@
     </w:p>
     <w:p>
       <w:pPr>
-        <w:shd w:val="clear" w:color="auto" w:fill="FBDADA"/>
+        <w:shd w:val="clear" w:color="auto" w:fill="D9F2E0"/>
         <w:jc w:val="right"/>
       </w:pPr>
       <w:r>
@@ -1694,7 +1694,7 @@
     </w:p>
     <w:p>
       <w:pPr>
-        <w:shd w:val="clear" w:color="auto" w:fill="FBDADA"/>
+        <w:shd w:val="clear" w:color="auto" w:fill="D9F2E0"/>
         <w:jc w:val="right"/>
       </w:pPr>
       <w:r>
@@ -1708,7 +1708,7 @@
     </w:p>
     <w:p>
       <w:pPr>
-        <w:shd w:val="clear" w:color="auto" w:fill="FBDADA"/>
+        <w:shd w:val="clear" w:color="auto" w:fill="D9F2E0"/>
         <w:jc w:val="right"/>
       </w:pPr>
       <w:r>
@@ -1722,7 +1722,7 @@
     </w:p>
     <w:p>
       <w:pPr>
-        <w:shd w:val="clear" w:color="auto" w:fill="FBDADA"/>
+        <w:shd w:val="clear" w:color="auto" w:fill="D9F2E0"/>
         <w:jc w:val="right"/>
       </w:pPr>
       <w:r>
@@ -1736,7 +1736,7 @@
     </w:p>
     <w:p>
       <w:pPr>
-        <w:shd w:val="clear" w:color="auto" w:fill="FBDADA"/>
+        <w:shd w:val="clear" w:color="auto" w:fill="D9F2E0"/>
         <w:jc w:val="right"/>
       </w:pPr>
       <w:r>
@@ -1750,7 +1750,7 @@
     </w:p>
     <w:p>
       <w:pPr>
-        <w:shd w:val="clear" w:color="auto" w:fill="FBDADA"/>
+        <w:shd w:val="clear" w:color="auto" w:fill="D9F2E0"/>
         <w:jc w:val="right"/>
       </w:pPr>
       <w:r>
@@ -1764,7 +1764,7 @@
     </w:p>
     <w:p>
       <w:pPr>
-        <w:shd w:val="clear" w:color="auto" w:fill="FBDADA"/>
+        <w:shd w:val="clear" w:color="auto" w:fill="D9F2E0"/>
         <w:jc w:val="right"/>
       </w:pPr>
       <w:r>
@@ -1778,7 +1778,7 @@
     </w:p>
     <w:p>
       <w:pPr>
-        <w:shd w:val="clear" w:color="auto" w:fill="FBDADA"/>
+        <w:shd w:val="clear" w:color="auto" w:fill="D9F2E0"/>
         <w:jc w:val="right"/>
       </w:pPr>
       <w:r>
@@ -1792,7 +1792,7 @@
     </w:p>
     <w:p>
       <w:pPr>
-        <w:shd w:val="clear" w:color="auto" w:fill="FBDADA"/>
+        <w:shd w:val="clear" w:color="auto" w:fill="D9F2E0"/>
         <w:jc w:val="right"/>
       </w:pPr>
       <w:r>
@@ -1806,7 +1806,7 @@
     </w:p>
     <w:p>
       <w:pPr>
-        <w:shd w:val="clear" w:color="auto" w:fill="FBDADA"/>
+        <w:shd w:val="clear" w:color="auto" w:fill="D9F2E0"/>
         <w:jc w:val="right"/>
       </w:pPr>
       <w:r>
@@ -2154,7 +2154,7 @@
     </w:p>
     <w:p>
       <w:pPr>
-        <w:shd w:val="clear" w:color="auto" w:fill="FBDADA"/>
+        <w:shd w:val="clear" w:color="auto" w:fill="D9F2E0"/>
         <w:jc w:val="right"/>
       </w:pPr>
       <w:r>
@@ -2168,7 +2168,7 @@
     </w:p>
     <w:p>
       <w:pPr>
-        <w:shd w:val="clear" w:color="auto" w:fill="FBDADA"/>
+        <w:shd w:val="clear" w:color="auto" w:fill="D9F2E0"/>
         <w:jc w:val="right"/>
       </w:pPr>
       <w:r>
@@ -2182,7 +2182,7 @@
     </w:p>
     <w:p>
       <w:pPr>
-        <w:shd w:val="clear" w:color="auto" w:fill="FBDADA"/>
+        <w:shd w:val="clear" w:color="auto" w:fill="D9F2E0"/>
         <w:jc w:val="right"/>
       </w:pPr>
       <w:r>
@@ -2196,7 +2196,7 @@
     </w:p>
     <w:p>
       <w:pPr>
-        <w:shd w:val="clear" w:color="auto" w:fill="FBDADA"/>
+        <w:shd w:val="clear" w:color="auto" w:fill="D9F2E0"/>
         <w:jc w:val="right"/>
       </w:pPr>
       <w:r>
@@ -2266,7 +2266,7 @@
     </w:p>
     <w:p>
       <w:pPr>
-        <w:shd w:val="clear" w:color="auto" w:fill="FBDADA"/>
+        <w:shd w:val="clear" w:color="auto" w:fill="D9F2E0"/>
         <w:jc w:val="right"/>
       </w:pPr>
       <w:r>
@@ -2280,7 +2280,7 @@
     </w:p>
     <w:p>
       <w:pPr>
-        <w:shd w:val="clear" w:color="auto" w:fill="FBDADA"/>
+        <w:shd w:val="clear" w:color="auto" w:fill="D9F2E0"/>
         <w:jc w:val="right"/>
       </w:pPr>
       <w:r>
@@ -2294,7 +2294,7 @@
     </w:p>
     <w:p>
       <w:pPr>
-        <w:shd w:val="clear" w:color="auto" w:fill="FBDADA"/>
+        <w:shd w:val="clear" w:color="auto" w:fill="D9F2E0"/>
         <w:jc w:val="right"/>
       </w:pPr>
       <w:r>
@@ -2308,7 +2308,7 @@
     </w:p>
     <w:p>
       <w:pPr>
-        <w:shd w:val="clear" w:color="auto" w:fill="FBDADA"/>
+        <w:shd w:val="clear" w:color="auto" w:fill="D9F2E0"/>
         <w:jc w:val="right"/>
       </w:pPr>
       <w:r>
@@ -2322,7 +2322,7 @@
     </w:p>
     <w:p>
       <w:pPr>
-        <w:shd w:val="clear" w:color="auto" w:fill="FBDADA"/>
+        <w:shd w:val="clear" w:color="auto" w:fill="D9F2E0"/>
         <w:jc w:val="right"/>
       </w:pPr>
       <w:r>
@@ -2378,7 +2378,7 @@
     </w:p>
     <w:p>
       <w:pPr>
-        <w:shd w:val="clear" w:color="auto" w:fill="FBDADA"/>
+        <w:shd w:val="clear" w:color="auto" w:fill="D9F2E0"/>
         <w:jc w:val="right"/>
       </w:pPr>
       <w:r>
@@ -2419,7 +2419,7 @@
     </w:p>
     <w:p>
       <w:pPr>
-        <w:shd w:val="clear" w:color="auto" w:fill="FBDADA"/>
+        <w:shd w:val="clear" w:color="auto" w:fill="D9F2E0"/>
         <w:jc w:val="right"/>
       </w:pPr>
       <w:r>
@@ -2433,7 +2433,7 @@
     </w:p>
     <w:p>
       <w:pPr>
-        <w:shd w:val="clear" w:color="auto" w:fill="FBDADA"/>
+        <w:shd w:val="clear" w:color="auto" w:fill="D9F2E0"/>
         <w:jc w:val="right"/>
       </w:pPr>
       <w:r>
@@ -2447,7 +2447,7 @@
     </w:p>
     <w:p>
       <w:pPr>
-        <w:shd w:val="clear" w:color="auto" w:fill="FBDADA"/>
+        <w:shd w:val="clear" w:color="auto" w:fill="D9F2E0"/>
         <w:jc w:val="right"/>
       </w:pPr>
       <w:r>
@@ -2461,7 +2461,7 @@
     </w:p>
     <w:p>
       <w:pPr>
-        <w:shd w:val="clear" w:color="auto" w:fill="FBDADA"/>
+        <w:shd w:val="clear" w:color="auto" w:fill="D9F2E0"/>
         <w:jc w:val="right"/>
       </w:pPr>
       <w:r>
@@ -2475,7 +2475,7 @@
     </w:p>
     <w:p>
       <w:pPr>
-        <w:shd w:val="clear" w:color="auto" w:fill="FBDADA"/>
+        <w:shd w:val="clear" w:color="auto" w:fill="D9F2E0"/>
         <w:jc w:val="right"/>
       </w:pPr>
       <w:r>
@@ -2489,7 +2489,7 @@
     </w:p>
     <w:p>
       <w:pPr>
-        <w:shd w:val="clear" w:color="auto" w:fill="FBDADA"/>
+        <w:shd w:val="clear" w:color="auto" w:fill="D9F2E0"/>
         <w:jc w:val="right"/>
       </w:pPr>
       <w:r>
@@ -2503,7 +2503,7 @@
     </w:p>
     <w:p>
       <w:pPr>
-        <w:shd w:val="clear" w:color="auto" w:fill="FBDADA"/>
+        <w:shd w:val="clear" w:color="auto" w:fill="D9F2E0"/>
         <w:jc w:val="right"/>
       </w:pPr>
       <w:r>
@@ -2517,7 +2517,7 @@
     </w:p>
     <w:p>
       <w:pPr>
-        <w:shd w:val="clear" w:color="auto" w:fill="FBDADA"/>
+        <w:shd w:val="clear" w:color="auto" w:fill="D9F2E0"/>
         <w:jc w:val="right"/>
       </w:pPr>
       <w:r>
@@ -2852,7 +2852,7 @@
     </w:p>
     <w:p>
       <w:pPr>
-        <w:shd w:val="clear" w:color="auto" w:fill="FBDADA"/>
+        <w:shd w:val="clear" w:color="auto" w:fill="D9F2E0"/>
         <w:jc w:val="right"/>
       </w:pPr>
       <w:r>
@@ -2866,7 +2866,7 @@
     </w:p>
     <w:p>
       <w:pPr>
-        <w:shd w:val="clear" w:color="auto" w:fill="FBDADA"/>
+        <w:shd w:val="clear" w:color="auto" w:fill="D9F2E0"/>
         <w:jc w:val="right"/>
       </w:pPr>
       <w:r>
@@ -2880,7 +2880,7 @@
     </w:p>
     <w:p>
       <w:pPr>
-        <w:shd w:val="clear" w:color="auto" w:fill="FBDADA"/>
+        <w:shd w:val="clear" w:color="auto" w:fill="D9F2E0"/>
         <w:jc w:val="right"/>
       </w:pPr>
       <w:r>
@@ -2894,7 +2894,7 @@
     </w:p>
     <w:p>
       <w:pPr>
-        <w:shd w:val="clear" w:color="auto" w:fill="FBDADA"/>
+        <w:shd w:val="clear" w:color="auto" w:fill="D9F2E0"/>
         <w:jc w:val="right"/>
       </w:pPr>
       <w:r>
@@ -3383,7 +3383,7 @@
     </w:p>
     <w:p>
       <w:pPr>
-        <w:shd w:val="clear" w:color="auto" w:fill="FBDADA"/>
+        <w:shd w:val="clear" w:color="auto" w:fill="D9F2E0"/>
         <w:jc w:val="right"/>
       </w:pPr>
       <w:r>
@@ -4261,7 +4261,7 @@
     </w:p>
     <w:p>
       <w:pPr>
-        <w:shd w:val="clear" w:color="auto" w:fill="FBDADA"/>
+        <w:shd w:val="clear" w:color="auto" w:fill="D9F2E0"/>
         <w:jc w:val="right"/>
       </w:pPr>
       <w:r>
@@ -4275,7 +4275,7 @@
     </w:p>
     <w:p>
       <w:pPr>
-        <w:shd w:val="clear" w:color="auto" w:fill="FBDADA"/>
+        <w:shd w:val="clear" w:color="auto" w:fill="D9F2E0"/>
         <w:jc w:val="right"/>
       </w:pPr>
       <w:r>
@@ -4895,11 +4895,65 @@
     </w:p>
     <w:p>
       <w:pPr>
+        <w:shd w:val="clear" w:color="auto" w:fill="D9F2E0"/>
+        <w:jc w:val="right"/>
+      </w:pPr>
+      <w:r>
+        <w:t>307 | تسليم مراحل قابلة للاعتماد  —  الأولوية: عالية</w:t>
+      </w:r>
+    </w:p>
+    <w:p>
+      <w:pPr>
+        <w:shd w:val="clear" w:color="auto" w:fill="D9F2E0"/>
+        <w:jc w:val="right"/>
+      </w:pPr>
+      <w:r>
+        <w:t>308 | إدارة طلبات تغيير نطاق العمل  —  الأولوية: عالية</w:t>
+      </w:r>
+    </w:p>
+    <w:p>
+      <w:pPr>
+        <w:pStyle w:val="Heading2"/>
+        <w:jc w:val="right"/>
+      </w:pPr>
+      <w:r>
+        <w:t>الفواتير والعقود</w:t>
+      </w:r>
+    </w:p>
+    <w:p>
+      <w:pPr>
         <w:shd w:val="clear" w:color="auto" w:fill="FBDADA"/>
         <w:jc w:val="right"/>
       </w:pPr>
       <w:r>
-        <w:t>307 | تسليم مراحل قابلة للاعتماد  —  الأولوية: عالية</w:t>
+        <w:t>309 | فواتير للعملاء الخارجيين  —  الأولوية: متوسطة</w:t>
+      </w:r>
+    </w:p>
+    <w:p>
+      <w:pPr>
+        <w:shd w:val="clear" w:color="auto" w:fill="ECECEC"/>
+        <w:jc w:val="right"/>
+      </w:pPr>
+      <w:r>
+        <w:t>310 | قوالب عقود إلكترونية  —  الأولوية: عالية</w:t>
+      </w:r>
+    </w:p>
+    <w:p>
+      <w:pPr>
+        <w:shd w:val="clear" w:color="auto" w:fill="ECECEC"/>
+        <w:jc w:val="right"/>
+      </w:pPr>
+      <w:r>
+        <w:t>311 | توقيع إلكتروني عبر مزود مناسب  —  الأولوية: متوسطة</w:t>
+      </w:r>
+    </w:p>
+    <w:p>
+      <w:pPr>
+        <w:pStyle w:val="Heading2"/>
+        <w:jc w:val="right"/>
+      </w:pPr>
+      <w:r>
+        <w:t>مزايا الذكاء الاصطناعي</w:t>
       </w:r>
     </w:p>
     <w:p>
@@ -4908,7 +4962,34 @@
         <w:jc w:val="right"/>
       </w:pPr>
       <w:r>
-        <w:t>308 | إدارة طلبات تغيير نطاق العمل  —  الأولوية: عالية</w:t>
+        <w:t>312 | إنشاء مشروع بالصوت وتحويله لنص  —  الأولوية: عالية</w:t>
+      </w:r>
+    </w:p>
+    <w:p>
+      <w:pPr>
+        <w:shd w:val="clear" w:color="auto" w:fill="FBDADA"/>
+        <w:jc w:val="right"/>
+      </w:pPr>
+      <w:r>
+        <w:t>313 | مساعد AI لكتابة متطلبات المشروع  —  الأولوية: عالية</w:t>
+      </w:r>
+    </w:p>
+    <w:p>
+      <w:pPr>
+        <w:shd w:val="clear" w:color="auto" w:fill="FBDADA"/>
+        <w:jc w:val="right"/>
+      </w:pPr>
+      <w:r>
+        <w:t>314 | مطابقة ذكية بين المشروع والمستقل  —  الأولوية: عالية</w:t>
+      </w:r>
+    </w:p>
+    <w:p>
+      <w:pPr>
+        <w:shd w:val="clear" w:color="auto" w:fill="FBDADA"/>
+        <w:jc w:val="right"/>
+      </w:pPr>
+      <w:r>
+        <w:t>315 | مقارنة العروض بمصفوفة معايير  —  الأولوية: عالية</w:t>
       </w:r>
     </w:p>
     <w:p>
@@ -4917,7 +4998,7 @@
         <w:jc w:val="right"/>
       </w:pPr>
       <w:r>
-        <w:t>الفواتير والعقود</w:t>
+        <w:t>الترجمة والتوسع العالمي</w:t>
       </w:r>
     </w:p>
     <w:p>
@@ -4926,7 +5007,43 @@
         <w:jc w:val="right"/>
       </w:pPr>
       <w:r>
-        <w:t>309 | فواتير للعملاء الخارجيين  —  الأولوية: متوسطة</w:t>
+        <w:t>316 | ترجمة المحادثات بين اللغات  —  الأولوية: عالية</w:t>
+      </w:r>
+    </w:p>
+    <w:p>
+      <w:pPr>
+        <w:shd w:val="clear" w:color="auto" w:fill="FBDADA"/>
+        <w:jc w:val="right"/>
+      </w:pPr>
+      <w:r>
+        <w:t>317 | ترجمة وصف المشروع والعروض  —  الأولوية: عالية</w:t>
+      </w:r>
+    </w:p>
+    <w:p>
+      <w:pPr>
+        <w:pStyle w:val="Heading2"/>
+        <w:jc w:val="right"/>
+      </w:pPr>
+      <w:r>
+        <w:t>المتابعة والجودة</w:t>
+      </w:r>
+    </w:p>
+    <w:p>
+      <w:pPr>
+        <w:shd w:val="clear" w:color="auto" w:fill="FBDADA"/>
+        <w:jc w:val="right"/>
+      </w:pPr>
+      <w:r>
+        <w:t>318 | مساعد ذكي لتقدير الوقت والتكلفة  —  الأولوية: متوسطة</w:t>
+      </w:r>
+    </w:p>
+    <w:p>
+      <w:pPr>
+        <w:shd w:val="clear" w:color="auto" w:fill="FBDADA"/>
+        <w:jc w:val="right"/>
+      </w:pPr>
+      <w:r>
+        <w:t>319 | تنبيهات مبكرة لاحتمال التأخير  —  الأولوية: متوسطة</w:t>
       </w:r>
     </w:p>
     <w:p>
@@ -4935,7 +5052,7 @@
         <w:jc w:val="right"/>
       </w:pPr>
       <w:r>
-        <w:t>310 | قوالب عقود إلكترونية  —  الأولوية: عالية</w:t>
+        <w:t>320 | فحص جودة الملفات قبل التسليم  —  الأولوية: متوسطة</w:t>
       </w:r>
     </w:p>
     <w:p>
@@ -4944,7 +5061,16 @@
         <w:jc w:val="right"/>
       </w:pPr>
       <w:r>
-        <w:t>311 | توقيع إلكتروني عبر مزود مناسب  —  الأولوية: متوسطة</w:t>
+        <w:t>321 | فحص التشابه والانتحال عند الحاجة  —  الأولوية: متوسطة</w:t>
+      </w:r>
+    </w:p>
+    <w:p>
+      <w:pPr>
+        <w:shd w:val="clear" w:color="auto" w:fill="D9F2E0"/>
+        <w:jc w:val="right"/>
+      </w:pPr>
+      <w:r>
+        <w:t>322 | سجل نسخ الملفات والتسليمات  —  الأولوية: عالية</w:t>
       </w:r>
     </w:p>
     <w:p>
@@ -4953,7 +5079,7 @@
         <w:jc w:val="right"/>
       </w:pPr>
       <w:r>
-        <w:t>مزايا الذكاء الاصطناعي</w:t>
+        <w:t>الحقوق والضمان والنزاعات</w:t>
       </w:r>
     </w:p>
     <w:p>
@@ -4962,88 +5088,7 @@
         <w:jc w:val="right"/>
       </w:pPr>
       <w:r>
-        <w:t>312 | إنشاء مشروع بالصوت وتحويله لنص  —  الأولوية: عالية</w:t>
-      </w:r>
-    </w:p>
-    <w:p>
-      <w:pPr>
-        <w:shd w:val="clear" w:color="auto" w:fill="FBDADA"/>
-        <w:jc w:val="right"/>
-      </w:pPr>
-      <w:r>
-        <w:t>313 | مساعد AI لكتابة متطلبات المشروع  —  الأولوية: عالية</w:t>
-      </w:r>
-    </w:p>
-    <w:p>
-      <w:pPr>
-        <w:shd w:val="clear" w:color="auto" w:fill="FBDADA"/>
-        <w:jc w:val="right"/>
-      </w:pPr>
-      <w:r>
-        <w:t>314 | مطابقة ذكية بين المشروع والمستقل  —  الأولوية: عالية</w:t>
-      </w:r>
-    </w:p>
-    <w:p>
-      <w:pPr>
-        <w:shd w:val="clear" w:color="auto" w:fill="FBDADA"/>
-        <w:jc w:val="right"/>
-      </w:pPr>
-      <w:r>
-        <w:t>315 | مقارنة العروض بمصفوفة معايير  —  الأولوية: عالية</w:t>
-      </w:r>
-    </w:p>
-    <w:p>
-      <w:pPr>
-        <w:pStyle w:val="Heading2"/>
-        <w:jc w:val="right"/>
-      </w:pPr>
-      <w:r>
-        <w:t>الترجمة والتوسع العالمي</w:t>
-      </w:r>
-    </w:p>
-    <w:p>
-      <w:pPr>
-        <w:shd w:val="clear" w:color="auto" w:fill="FBDADA"/>
-        <w:jc w:val="right"/>
-      </w:pPr>
-      <w:r>
-        <w:t>316 | ترجمة المحادثات بين اللغات  —  الأولوية: عالية</w:t>
-      </w:r>
-    </w:p>
-    <w:p>
-      <w:pPr>
-        <w:shd w:val="clear" w:color="auto" w:fill="FBDADA"/>
-        <w:jc w:val="right"/>
-      </w:pPr>
-      <w:r>
-        <w:t>317 | ترجمة وصف المشروع والعروض  —  الأولوية: عالية</w:t>
-      </w:r>
-    </w:p>
-    <w:p>
-      <w:pPr>
-        <w:pStyle w:val="Heading2"/>
-        <w:jc w:val="right"/>
-      </w:pPr>
-      <w:r>
-        <w:t>المتابعة والجودة</w:t>
-      </w:r>
-    </w:p>
-    <w:p>
-      <w:pPr>
-        <w:shd w:val="clear" w:color="auto" w:fill="FBDADA"/>
-        <w:jc w:val="right"/>
-      </w:pPr>
-      <w:r>
-        <w:t>318 | مساعد ذكي لتقدير الوقت والتكلفة  —  الأولوية: متوسطة</w:t>
-      </w:r>
-    </w:p>
-    <w:p>
-      <w:pPr>
-        <w:shd w:val="clear" w:color="auto" w:fill="FBDADA"/>
-        <w:jc w:val="right"/>
-      </w:pPr>
-      <w:r>
-        <w:t>319 | تنبيهات مبكرة لاحتمال التأخير  —  الأولوية: متوسطة</w:t>
+        <w:t>323 | إدارة حقوق الملكية والتراخيص  —  الأولوية: عالية</w:t>
       </w:r>
     </w:p>
     <w:p>
@@ -5052,57 +5097,12 @@
         <w:jc w:val="right"/>
       </w:pPr>
       <w:r>
-        <w:t>320 | فحص جودة الملفات قبل التسليم  —  الأولوية: متوسطة</w:t>
-      </w:r>
-    </w:p>
-    <w:p>
-      <w:pPr>
-        <w:shd w:val="clear" w:color="auto" w:fill="ECECEC"/>
-        <w:jc w:val="right"/>
-      </w:pPr>
-      <w:r>
-        <w:t>321 | فحص التشابه والانتحال عند الحاجة  —  الأولوية: متوسطة</w:t>
-      </w:r>
-    </w:p>
-    <w:p>
-      <w:pPr>
-        <w:shd w:val="clear" w:color="auto" w:fill="FBDADA"/>
-        <w:jc w:val="right"/>
-      </w:pPr>
-      <w:r>
-        <w:t>322 | سجل نسخ الملفات والتسليمات  —  الأولوية: عالية</w:t>
-      </w:r>
-    </w:p>
-    <w:p>
-      <w:pPr>
-        <w:pStyle w:val="Heading2"/>
-        <w:jc w:val="right"/>
-      </w:pPr>
-      <w:r>
-        <w:t>الحقوق والضمان والنزاعات</w:t>
-      </w:r>
-    </w:p>
-    <w:p>
-      <w:pPr>
-        <w:shd w:val="clear" w:color="auto" w:fill="FBDADA"/>
-        <w:jc w:val="right"/>
-      </w:pPr>
-      <w:r>
-        <w:t>323 | إدارة حقوق الملكية والتراخيص  —  الأولوية: عالية</w:t>
-      </w:r>
-    </w:p>
-    <w:p>
-      <w:pPr>
-        <w:shd w:val="clear" w:color="auto" w:fill="ECECEC"/>
-        <w:jc w:val="right"/>
-      </w:pPr>
-      <w:r>
         <w:t>324 | ضمان جودة اختياري بضوابط واضحة  —  الأولوية: متوسطة</w:t>
       </w:r>
     </w:p>
     <w:p>
       <w:pPr>
-        <w:shd w:val="clear" w:color="auto" w:fill="FBDADA"/>
+        <w:shd w:val="clear" w:color="auto" w:fill="D9F2E0"/>
         <w:jc w:val="right"/>
       </w:pPr>
       <w:r>
@@ -5543,7 +5543,7 @@
     </w:p>
     <w:p>
       <w:pPr>
-        <w:shd w:val="clear" w:color="auto" w:fill="FBDADA"/>
+        <w:shd w:val="clear" w:color="auto" w:fill="D9F2E0"/>
         <w:jc w:val="right"/>
       </w:pPr>
       <w:r>
@@ -5970,7 +5970,7 @@
     <w:p>
       <w:pPr>
         <w:pStyle w:val="Heading3"/>
-        <w:shd w:val="clear" w:color="auto" w:fill="FBDADA"/>
+        <w:shd w:val="clear" w:color="auto" w:fill="D9F2E0"/>
       </w:pPr>
       <w:r>
         <w:t>348 | حاسبة تكلفة شاملة توضح الرسوم والضرائب والإضافات</w:t>
@@ -6036,7 +6036,7 @@
     <w:p>
       <w:pPr>
         <w:pStyle w:val="Heading3"/>
-        <w:shd w:val="clear" w:color="auto" w:fill="FBDADA"/>
+        <w:shd w:val="clear" w:color="auto" w:fill="D9F2E0"/>
       </w:pPr>
       <w:r>
         <w:t>351 | عرض سجل الالتزام بالمواعيد بصورة إحصائية</w:t>
@@ -6080,7 +6080,7 @@
     <w:p>
       <w:pPr>
         <w:pStyle w:val="Heading3"/>
-        <w:shd w:val="clear" w:color="auto" w:fill="FBDADA"/>
+        <w:shd w:val="clear" w:color="auto" w:fill="D9F2E0"/>
       </w:pPr>
       <w:r>
         <w:t>353 | إتاحة دعوة مجموعة مختارة من المستقلين لمشروع مغلق</w:t>
@@ -6089,6 +6089,72 @@
     <w:p>
       <w:r>
         <w:t>المطلوب برمجيًا: تنفيذ وظيفة «إتاحة دعوة مجموعة مختارة من المستقلين لمشروع مغلق» كإجراء فعلي مرتبط بالمشروع أو الحساب؛ حفظ المدخلات وحالات المعالجة والنتيجة؛ دعم التحقق من البيانات والتنبيهات والعمليات الفاشلة ومنع التكرار غير المقصود.</w:t>
+      </w:r>
+    </w:p>
+    <w:p>
+      <w:pPr>
+        <w:pStyle w:val="Caption"/>
+      </w:pPr>
+      <w:r>
+        <w:t>الواجهات: تطبيق العميل + لوحة المشروع. | Backend/API: قراءة/إنشاء/تحديث البيانات مع تحقق صلاحية مالك المشروع. | معيار القبول: تجربة حالة نجاح وحالة فشل وحالة منع مستخدم غير مخوّل، والتحقق من ظهور التغيير على الويب والجوال.</w:t>
+      </w:r>
+    </w:p>
+    <w:p>
+      <w:pPr>
+        <w:pStyle w:val="Heading3"/>
+        <w:shd w:val="clear" w:color="auto" w:fill="D9F2E0"/>
+      </w:pPr>
+      <w:r>
+        <w:t>354 | إرسال أسئلة موحدة لجميع المتقدمين ومقارنة الإجابات</w:t>
+      </w:r>
+    </w:p>
+    <w:p>
+      <w:r>
+        <w:t>المطلوب برمجيًا: تنفيذ وظيفة «إرسال أسئلة موحدة لجميع المتقدمين ومقارنة الإجابات» كإجراء فعلي مرتبط بالمشروع أو الحساب؛ حفظ المدخلات وحالات المعالجة والنتيجة؛ دعم التحقق من البيانات والتنبيهات والعمليات الفاشلة ومنع التكرار غير المقصود.</w:t>
+      </w:r>
+    </w:p>
+    <w:p>
+      <w:pPr>
+        <w:pStyle w:val="Caption"/>
+      </w:pPr>
+      <w:r>
+        <w:t>الواجهات: تطبيق العميل + لوحة المشروع. | Backend/API: قراءة/إنشاء/تحديث البيانات مع تحقق صلاحية مالك المشروع. | معيار القبول: تجربة حالة نجاح وحالة فشل وحالة منع مستخدم غير مخوّل، والتحقق من ظهور التغيير على الويب والجوال.</w:t>
+      </w:r>
+    </w:p>
+    <w:p>
+      <w:pPr>
+        <w:pStyle w:val="Heading3"/>
+        <w:shd w:val="clear" w:color="auto" w:fill="D9F2E0"/>
+      </w:pPr>
+      <w:r>
+        <w:t>355 | جدولة مقابلة أولية قصيرة مع المستقل</w:t>
+      </w:r>
+    </w:p>
+    <w:p>
+      <w:r>
+        <w:t>المطلوب برمجيًا: تنفيذ وظيفة «جدولة مقابلة أولية قصيرة مع المستقل» كإجراء فعلي مرتبط بالمشروع أو الحساب؛ حفظ المدخلات وحالات المعالجة والنتيجة؛ دعم التحقق من البيانات والتنبيهات والعمليات الفاشلة ومنع التكرار غير المقصود.</w:t>
+      </w:r>
+    </w:p>
+    <w:p>
+      <w:pPr>
+        <w:pStyle w:val="Caption"/>
+      </w:pPr>
+      <w:r>
+        <w:t>الواجهات: تطبيق العميل + لوحة المشروع. | Backend/API: قراءة/إنشاء/تحديث البيانات مع تحقق صلاحية مالك المشروع. | معيار القبول: تجربة حالة نجاح وحالة فشل وحالة منع مستخدم غير مخوّل، والتحقق من ظهور التغيير على الويب والجوال.</w:t>
+      </w:r>
+    </w:p>
+    <w:p>
+      <w:pPr>
+        <w:pStyle w:val="Heading3"/>
+        <w:shd w:val="clear" w:color="auto" w:fill="D9F2E0"/>
+      </w:pPr>
+      <w:r>
+        <w:t>356 | إنشاء قائمة مختصرة نهائية للمقارنة</w:t>
+      </w:r>
+    </w:p>
+    <w:p>
+      <w:r>
+        <w:t>المطلوب برمجيًا: تنفيذ وظيفة «إنشاء قائمة مختصرة نهائية للمقارنة» كإجراء فعلي مرتبط بالمشروع أو الحساب؛ حفظ المدخلات وحالات المعالجة والنتيجة؛ دعم التحقق من البيانات والتنبيهات والعمليات الفاشلة ومنع التكرار غير المقصود.</w:t>
       </w:r>
     </w:p>
     <w:p>
@@ -6105,12 +6171,100 @@
         <w:shd w:val="clear" w:color="auto" w:fill="FBDADA"/>
       </w:pPr>
       <w:r>
-        <w:t>354 | إرسال أسئلة موحدة لجميع المتقدمين ومقارنة الإجابات</w:t>
-      </w:r>
-    </w:p>
-    <w:p>
-      <w:r>
-        <w:t>المطلوب برمجيًا: تنفيذ وظيفة «إرسال أسئلة موحدة لجميع المتقدمين ومقارنة الإجابات» كإجراء فعلي مرتبط بالمشروع أو الحساب؛ حفظ المدخلات وحالات المعالجة والنتيجة؛ دعم التحقق من البيانات والتنبيهات والعمليات الفاشلة ومنع التكرار غير المقصود.</w:t>
+        <w:t>357 | تحديد حد أقصى للتكلفة قبل بدء العمل</w:t>
+      </w:r>
+    </w:p>
+    <w:p>
+      <w:r>
+        <w:t>المطلوب برمجيًا: تنفيذ وظيفة «تحديد حد أقصى للتكلفة قبل بدء العمل» كإجراء فعلي مرتبط بالمشروع أو الحساب؛ حفظ المدخلات وحالات المعالجة والنتيجة؛ دعم التحقق من البيانات والتنبيهات والعمليات الفاشلة ومنع التكرار غير المقصود.</w:t>
+      </w:r>
+    </w:p>
+    <w:p>
+      <w:pPr>
+        <w:pStyle w:val="Caption"/>
+      </w:pPr>
+      <w:r>
+        <w:t>الواجهات: تطبيق العميل + لوحة المشروع. | Backend/API: قراءة/إنشاء/تحديث البيانات مع تحقق صلاحية مالك المشروع. | معيار القبول: تجربة حالة نجاح وحالة فشل وحالة منع مستخدم غير مخوّل، والتحقق من ظهور التغيير على الويب والجوال.</w:t>
+      </w:r>
+    </w:p>
+    <w:p>
+      <w:pPr>
+        <w:pStyle w:val="Heading3"/>
+        <w:shd w:val="clear" w:color="auto" w:fill="ECECEC"/>
+      </w:pPr>
+      <w:r>
+        <w:t>358 | إشعار العميل عند تجاوز الوقت أو الميزانية المتوقعين</w:t>
+      </w:r>
+    </w:p>
+    <w:p>
+      <w:r>
+        <w:t>المطلوب برمجيًا: تنفيذ وظيفة «إشعار العميل عند تجاوز الوقت أو الميزانية المتوقعين» كإجراء فعلي مرتبط بالمشروع أو الحساب؛ حفظ المدخلات وحالات المعالجة والنتيجة؛ دعم التحقق من البيانات والتنبيهات والعمليات الفاشلة ومنع التكرار غير المقصود.</w:t>
+      </w:r>
+    </w:p>
+    <w:p>
+      <w:pPr>
+        <w:pStyle w:val="Caption"/>
+      </w:pPr>
+      <w:r>
+        <w:t>الواجهات: تطبيق العميل + لوحة المشروع. | Backend/API: قراءة/إنشاء/تحديث البيانات مع تحقق صلاحية مالك المشروع. | معيار القبول: تجربة حالة نجاح وحالة فشل وحالة منع مستخدم غير مخوّل، والتحقق من ظهور التغيير على الويب والجوال.</w:t>
+      </w:r>
+    </w:p>
+    <w:p>
+      <w:pPr>
+        <w:pStyle w:val="Heading3"/>
+        <w:shd w:val="clear" w:color="auto" w:fill="ECECEC"/>
+      </w:pPr>
+      <w:r>
+        <w:t>359 | لوحة قرارات معلقة تحتاج موافقة العميل</w:t>
+      </w:r>
+    </w:p>
+    <w:p>
+      <w:r>
+        <w:t>المطلوب برمجيًا: تنفيذ وظيفة «لوحة قرارات معلقة تحتاج موافقة العميل» كإجراء فعلي مرتبط بالمشروع أو الحساب؛ حفظ المدخلات وحالات المعالجة والنتيجة؛ دعم التحقق من البيانات والتنبيهات والعمليات الفاشلة ومنع التكرار غير المقصود.</w:t>
+      </w:r>
+    </w:p>
+    <w:p>
+      <w:pPr>
+        <w:pStyle w:val="Caption"/>
+      </w:pPr>
+      <w:r>
+        <w:t>الواجهات: تطبيق العميل + لوحة المشروع. | Backend/API: قراءة/إنشاء/تحديث البيانات مع تحقق صلاحية مالك المشروع. | معيار القبول: تجربة حالة نجاح وحالة فشل وحالة منع مستخدم غير مخوّل، والتحقق من ظهور التغيير على الويب والجوال.</w:t>
+      </w:r>
+    </w:p>
+    <w:p>
+      <w:pPr>
+        <w:pStyle w:val="Heading3"/>
+        <w:shd w:val="clear" w:color="auto" w:fill="D9F2E0"/>
+      </w:pPr>
+      <w:r>
+        <w:t>360 | معاينة آمنة للتسليم قبل اعتماد الاستلام</w:t>
+      </w:r>
+    </w:p>
+    <w:p>
+      <w:r>
+        <w:t>المطلوب برمجيًا: تنفيذ وظيفة «معاينة آمنة للتسليم قبل اعتماد الاستلام» كإجراء فعلي مرتبط بالمشروع أو الحساب؛ حفظ المدخلات وحالات المعالجة والنتيجة؛ دعم التحقق من البيانات والتنبيهات والعمليات الفاشلة ومنع التكرار غير المقصود.</w:t>
+      </w:r>
+    </w:p>
+    <w:p>
+      <w:pPr>
+        <w:pStyle w:val="Caption"/>
+      </w:pPr>
+      <w:r>
+        <w:t>الواجهات: تطبيق العميل + لوحة المشروع. | Backend/API: قراءة/إنشاء/تحديث البيانات مع تحقق صلاحية مالك المشروع. | معيار القبول: تجربة حالة نجاح وحالة فشل وحالة منع مستخدم غير مخوّل، والتحقق من ظهور التغيير على الويب والجوال.</w:t>
+      </w:r>
+    </w:p>
+    <w:p>
+      <w:pPr>
+        <w:pStyle w:val="Heading3"/>
+        <w:shd w:val="clear" w:color="auto" w:fill="D9F2E0"/>
+      </w:pPr>
+      <w:r>
+        <w:t>361 | إنشاء قائمة تحقق مخصصة لقبول كل مشروع</w:t>
+      </w:r>
+    </w:p>
+    <w:p>
+      <w:r>
+        <w:t>المطلوب برمجيًا: تنفيذ وظيفة «إنشاء قائمة تحقق مخصصة لقبول كل مشروع» كإجراء فعلي مرتبط بالمشروع أو الحساب؛ حفظ المدخلات وحالات المعالجة والنتيجة؛ دعم التحقق من البيانات والتنبيهات والعمليات الفاشلة ومنع التكرار غير المقصود.</w:t>
       </w:r>
     </w:p>
     <w:p>
@@ -6127,12 +6281,34 @@
         <w:shd w:val="clear" w:color="auto" w:fill="FBDADA"/>
       </w:pPr>
       <w:r>
-        <w:t>355 | جدولة مقابلة أولية قصيرة مع المستقل</w:t>
-      </w:r>
-    </w:p>
-    <w:p>
-      <w:r>
-        <w:t>المطلوب برمجيًا: تنفيذ وظيفة «جدولة مقابلة أولية قصيرة مع المستقل» كإجراء فعلي مرتبط بالمشروع أو الحساب؛ حفظ المدخلات وحالات المعالجة والنتيجة؛ دعم التحقق من البيانات والتنبيهات والعمليات الفاشلة ومنع التكرار غير المقصود.</w:t>
+        <w:t>362 | طلب تقرير تقدم دوري من المستقل</w:t>
+      </w:r>
+    </w:p>
+    <w:p>
+      <w:r>
+        <w:t>المطلوب برمجيًا: تنفيذ وظيفة «طلب تقرير تقدم دوري من المستقل» كإجراء فعلي مرتبط بالمشروع أو الحساب؛ حفظ المدخلات وحالات المعالجة والنتيجة؛ دعم التحقق من البيانات والتنبيهات والعمليات الفاشلة ومنع التكرار غير المقصود.</w:t>
+      </w:r>
+    </w:p>
+    <w:p>
+      <w:pPr>
+        <w:pStyle w:val="Caption"/>
+      </w:pPr>
+      <w:r>
+        <w:t>الواجهات: تطبيق العميل + لوحة المشروع. | Backend/API: قراءة/إنشاء/تحديث البيانات مع تحقق صلاحية مالك المشروع. | معيار القبول: تجربة حالة نجاح وحالة فشل وحالة منع مستخدم غير مخوّل، والتحقق من ظهور التغيير على الويب والجوال.</w:t>
+      </w:r>
+    </w:p>
+    <w:p>
+      <w:pPr>
+        <w:pStyle w:val="Heading3"/>
+        <w:shd w:val="clear" w:color="auto" w:fill="D9F2E0"/>
+      </w:pPr>
+      <w:r>
+        <w:t>363 | توثيق الموافقات والتغييرات داخل المشروع</w:t>
+      </w:r>
+    </w:p>
+    <w:p>
+      <w:r>
+        <w:t>المطلوب برمجيًا: تنفيذ وظيفة «توثيق الموافقات والتغييرات داخل المشروع» كإجراء فعلي مرتبط بالمشروع أو الحساب؛ حفظ المدخلات وحالات المعالجة والنتيجة؛ دعم التحقق من البيانات والتنبيهات والعمليات الفاشلة ومنع التكرار غير المقصود.</w:t>
       </w:r>
     </w:p>
     <w:p>
@@ -6149,12 +6325,12 @@
         <w:shd w:val="clear" w:color="auto" w:fill="FBDADA"/>
       </w:pPr>
       <w:r>
-        <w:t>356 | إنشاء قائمة مختصرة نهائية للمقارنة</w:t>
-      </w:r>
-    </w:p>
-    <w:p>
-      <w:r>
-        <w:t>المطلوب برمجيًا: تنفيذ وظيفة «إنشاء قائمة مختصرة نهائية للمقارنة» كإجراء فعلي مرتبط بالمشروع أو الحساب؛ حفظ المدخلات وحالات المعالجة والنتيجة؛ دعم التحقق من البيانات والتنبيهات والعمليات الفاشلة ومنع التكرار غير المقصود.</w:t>
+        <w:t>364 | إعادة طلب مشروع سابق بنسخة جديدة</w:t>
+      </w:r>
+    </w:p>
+    <w:p>
+      <w:r>
+        <w:t>المطلوب برمجيًا: تنفيذ وظيفة «إعادة طلب مشروع سابق بنسخة جديدة» كإجراء فعلي مرتبط بالمشروع أو الحساب؛ حفظ المدخلات وحالات المعالجة والنتيجة؛ دعم التحقق من البيانات والتنبيهات والعمليات الفاشلة ومنع التكرار غير المقصود.</w:t>
       </w:r>
     </w:p>
     <w:p>
@@ -6163,6 +6339,36 @@
       </w:pPr>
       <w:r>
         <w:t>الواجهات: تطبيق العميل + لوحة المشروع. | Backend/API: قراءة/إنشاء/تحديث البيانات مع تحقق صلاحية مالك المشروع. | معيار القبول: تجربة حالة نجاح وحالة فشل وحالة منع مستخدم غير مخوّل، والتحقق من ظهور التغيير على الويب والجوال.</w:t>
+      </w:r>
+    </w:p>
+    <w:p>
+      <w:pPr>
+        <w:pStyle w:val="Heading3"/>
+        <w:shd w:val="clear" w:color="auto" w:fill="ECECEC"/>
+      </w:pPr>
+      <w:r>
+        <w:t>365 | إنشاء طلب متكرر تلقائيًا وفق جدول يحدده العميل</w:t>
+      </w:r>
+    </w:p>
+    <w:p>
+      <w:r>
+        <w:t>المطلوب برمجيًا: تنفيذ وظيفة «إنشاء طلب متكرر تلقائيًا وفق جدول يحدده العميل» كإجراء فعلي مرتبط بالمشروع أو الحساب؛ حفظ المدخلات وحالات المعالجة والنتيجة؛ دعم التحقق من البيانات والتنبيهات والعمليات الفاشلة ومنع التكرار غير المقصود.</w:t>
+      </w:r>
+    </w:p>
+    <w:p>
+      <w:pPr>
+        <w:pStyle w:val="Caption"/>
+      </w:pPr>
+      <w:r>
+        <w:t>الواجهات: تطبيق العميل + لوحة المشروع. | Backend/API: قراءة/إنشاء/تحديث البيانات مع تحقق صلاحية مالك المشروع. | معيار القبول: تجربة حالة نجاح وحالة فشل وحالة منع مستخدم غير مخوّل، والتحقق من ظهور التغيير على الويب والجوال.</w:t>
+      </w:r>
+    </w:p>
+    <w:p>
+      <w:pPr>
+        <w:pStyle w:val="Heading1"/>
+      </w:pPr>
+      <w:r>
+        <w:t>تجربة مقدم الخدمة — البنود 366 إلى 385</w:t>
       </w:r>
     </w:p>
     <w:p>
@@ -6171,12 +6377,12 @@
         <w:shd w:val="clear" w:color="auto" w:fill="FBDADA"/>
       </w:pPr>
       <w:r>
-        <w:t>357 | تحديد حد أقصى للتكلفة قبل بدء العمل</w:t>
-      </w:r>
-    </w:p>
-    <w:p>
-      <w:r>
-        <w:t>المطلوب برمجيًا: تنفيذ وظيفة «تحديد حد أقصى للتكلفة قبل بدء العمل» كإجراء فعلي مرتبط بالمشروع أو الحساب؛ حفظ المدخلات وحالات المعالجة والنتيجة؛ دعم التحقق من البيانات والتنبيهات والعمليات الفاشلة ومنع التكرار غير المقصود.</w:t>
+        <w:t>366 | لوحة فرص شخصية تعرض المشاريع الأنسب لخبراته</w:t>
+      </w:r>
+    </w:p>
+    <w:p>
+      <w:r>
+        <w:t>المطلوب برمجيًا: تنفيذ وظيفة «لوحة فرص شخصية تعرض المشاريع الأنسب لخبراته» كإجراء فعلي مرتبط بالمشروع أو الحساب؛ حفظ المدخلات وحالات المعالجة والنتيجة؛ دعم التحقق من البيانات والتنبيهات والعمليات الفاشلة ومنع التكرار غير المقصود.</w:t>
       </w:r>
     </w:p>
     <w:p>
@@ -6184,7 +6390,139 @@
         <w:pStyle w:val="Caption"/>
       </w:pPr>
       <w:r>
-        <w:t>الواجهات: تطبيق العميل + لوحة المشروع. | Backend/API: قراءة/إنشاء/تحديث البيانات مع تحقق صلاحية مالك المشروع. | معيار القبول: تجربة حالة نجاح وحالة فشل وحالة منع مستخدم غير مخوّل، والتحقق من ظهور التغيير على الويب والجوال.</w:t>
+        <w:t>الواجهات: تطبيق المستقل + ملفه المهني. | Backend/API: قراءة/إنشاء/تحديث بيانات المستقل مع حماية الخصوصية. | معيار القبول: تجربة حالة نجاح وحالة فشل وحالة منع مستخدم غير مخوّل، والتحقق من ظهور التغيير على الويب والجوال.</w:t>
+      </w:r>
+    </w:p>
+    <w:p>
+      <w:pPr>
+        <w:pStyle w:val="Heading3"/>
+        <w:shd w:val="clear" w:color="auto" w:fill="FBDADA"/>
+      </w:pPr>
+      <w:r>
+        <w:t>367 | إظهار سبب ترشيح كل مشروع للمستقل</w:t>
+      </w:r>
+    </w:p>
+    <w:p>
+      <w:r>
+        <w:t>المطلوب برمجيًا: تنفيذ وظيفة «إظهار سبب ترشيح كل مشروع للمستقل» كإجراء فعلي مرتبط بالمشروع أو الحساب؛ حفظ المدخلات وحالات المعالجة والنتيجة؛ دعم التحقق من البيانات والتنبيهات والعمليات الفاشلة ومنع التكرار غير المقصود.</w:t>
+      </w:r>
+    </w:p>
+    <w:p>
+      <w:pPr>
+        <w:pStyle w:val="Caption"/>
+      </w:pPr>
+      <w:r>
+        <w:t>الواجهات: تطبيق المستقل + ملفه المهني. | Backend/API: قراءة/إنشاء/تحديث بيانات المستقل مع حماية الخصوصية. | معيار القبول: تجربة حالة نجاح وحالة فشل وحالة منع مستخدم غير مخوّل، والتحقق من ظهور التغيير على الويب والجوال.</w:t>
+      </w:r>
+    </w:p>
+    <w:p>
+      <w:pPr>
+        <w:pStyle w:val="Heading3"/>
+        <w:shd w:val="clear" w:color="auto" w:fill="FBDADA"/>
+      </w:pPr>
+      <w:r>
+        <w:t>368 | تنبيه المستقل بالمشاريع المناسبة لجدوله وميزانيته</w:t>
+      </w:r>
+    </w:p>
+    <w:p>
+      <w:r>
+        <w:t>المطلوب برمجيًا: تنفيذ وظيفة «تنبيه المستقل بالمشاريع المناسبة لجدوله وميزانيته» كإجراء فعلي مرتبط بالمشروع أو الحساب؛ حفظ المدخلات وحالات المعالجة والنتيجة؛ دعم التحقق من البيانات والتنبيهات والعمليات الفاشلة ومنع التكرار غير المقصود.</w:t>
+      </w:r>
+    </w:p>
+    <w:p>
+      <w:pPr>
+        <w:pStyle w:val="Caption"/>
+      </w:pPr>
+      <w:r>
+        <w:t>الواجهات: تطبيق المستقل + ملفه المهني. | Backend/API: قراءة/إنشاء/تحديث بيانات المستقل مع حماية الخصوصية. | معيار القبول: تجربة حالة نجاح وحالة فشل وحالة منع مستخدم غير مخوّل، والتحقق من ظهور التغيير على الويب والجوال.</w:t>
+      </w:r>
+    </w:p>
+    <w:p>
+      <w:pPr>
+        <w:pStyle w:val="Heading3"/>
+        <w:shd w:val="clear" w:color="auto" w:fill="FBDADA"/>
+      </w:pPr>
+      <w:r>
+        <w:t>369 | تقدير احتمالية ملاءمة العرض لمتطلبات المشروع دون ضمان القبول</w:t>
+      </w:r>
+    </w:p>
+    <w:p>
+      <w:r>
+        <w:t>المطلوب برمجيًا: تنفيذ وظيفة «تقدير احتمالية ملاءمة العرض لمتطلبات المشروع دون ضمان القبول» كإجراء فعلي مرتبط بالمشروع أو الحساب؛ حفظ المدخلات وحالات المعالجة والنتيجة؛ دعم التحقق من البيانات والتنبيهات والعمليات الفاشلة ومنع التكرار غير المقصود.</w:t>
+      </w:r>
+    </w:p>
+    <w:p>
+      <w:pPr>
+        <w:pStyle w:val="Caption"/>
+      </w:pPr>
+      <w:r>
+        <w:t>الواجهات: تطبيق المستقل + ملفه المهني. | Backend/API: قراءة/إنشاء/تحديث بيانات المستقل مع حماية الخصوصية. | معيار القبول: تجربة حالة نجاح وحالة فشل وحالة منع مستخدم غير مخوّل، والتحقق من ظهور التغيير على الويب والجوال.</w:t>
+      </w:r>
+    </w:p>
+    <w:p>
+      <w:pPr>
+        <w:pStyle w:val="Heading3"/>
+        <w:shd w:val="clear" w:color="auto" w:fill="D9F2E0"/>
+      </w:pPr>
+      <w:r>
+        <w:t>370 | فحص اكتمال العرض قبل إرساله</w:t>
+      </w:r>
+    </w:p>
+    <w:p>
+      <w:r>
+        <w:t>المطلوب برمجيًا: تنفيذ وظيفة «فحص اكتمال العرض قبل إرساله» كإجراء فعلي مرتبط بالمشروع أو الحساب؛ حفظ المدخلات وحالات المعالجة والنتيجة؛ دعم التحقق من البيانات والتنبيهات والعمليات الفاشلة ومنع التكرار غير المقصود.</w:t>
+      </w:r>
+    </w:p>
+    <w:p>
+      <w:pPr>
+        <w:pStyle w:val="Caption"/>
+      </w:pPr>
+      <w:r>
+        <w:t>الواجهات: تطبيق المستقل + ملفه المهني. | Backend/API: قراءة/إنشاء/تحديث بيانات المستقل مع حماية الخصوصية. | معيار القبول: تجربة حالة نجاح وحالة فشل وحالة منع مستخدم غير مخوّل، والتحقق من ظهور التغيير على الويب والجوال.</w:t>
+      </w:r>
+    </w:p>
+    <w:p>
+      <w:pPr>
+        <w:pStyle w:val="Heading3"/>
+        <w:shd w:val="clear" w:color="auto" w:fill="D9F2E0"/>
+      </w:pPr>
+      <w:r>
+        <w:t>371 | إنشاء قوالب عروض شخصية قابلة لإعادة الاستخدام</w:t>
+      </w:r>
+    </w:p>
+    <w:p>
+      <w:r>
+        <w:t>المطلوب برمجيًا: تنفيذ وظيفة «إنشاء قوالب عروض شخصية قابلة لإعادة الاستخدام» كإجراء فعلي مرتبط بالمشروع أو الحساب؛ حفظ المدخلات وحالات المعالجة والنتيجة؛ دعم التحقق من البيانات والتنبيهات والعمليات الفاشلة ومنع التكرار غير المقصود.</w:t>
+      </w:r>
+    </w:p>
+    <w:p>
+      <w:pPr>
+        <w:pStyle w:val="Caption"/>
+      </w:pPr>
+      <w:r>
+        <w:t>الواجهات: تطبيق المستقل + ملفه المهني. | Backend/API: قراءة/إنشاء/تحديث بيانات المستقل مع حماية الخصوصية. | معيار القبول: تجربة حالة نجاح وحالة فشل وحالة منع مستخدم غير مخوّل، والتحقق من ظهور التغيير على الويب والجوال.</w:t>
+      </w:r>
+    </w:p>
+    <w:p>
+      <w:pPr>
+        <w:pStyle w:val="Heading3"/>
+        <w:shd w:val="clear" w:color="auto" w:fill="D9F2E0"/>
+      </w:pPr>
+      <w:r>
+        <w:t>372 | سجل أسباب رفض العروض عندما يختار العميل الإفصاح عنها</w:t>
+      </w:r>
+    </w:p>
+    <w:p>
+      <w:r>
+        <w:t>المطلوب برمجيًا: تنفيذ وظيفة «سجل أسباب رفض العروض عندما يختار العميل الإفصاح عنها» كإجراء فعلي مرتبط بالمشروع أو الحساب؛ حفظ المدخلات وحالات المعالجة والنتيجة؛ دعم التحقق من البيانات والتنبيهات والعمليات الفاشلة ومنع التكرار غير المقصود.</w:t>
+      </w:r>
+    </w:p>
+    <w:p>
+      <w:pPr>
+        <w:pStyle w:val="Caption"/>
+      </w:pPr>
+      <w:r>
+        <w:t>الواجهات: تطبيق المستقل + ملفه المهني. | Backend/API: قراءة/إنشاء/تحديث بيانات المستقل مع حماية الخصوصية. | معيار القبول: تجربة حالة نجاح وحالة فشل وحالة منع مستخدم غير مخوّل، والتحقق من ظهور التغيير على الويب والجوال.</w:t>
       </w:r>
     </w:p>
     <w:p>
@@ -6193,12 +6531,12 @@
         <w:shd w:val="clear" w:color="auto" w:fill="ECECEC"/>
       </w:pPr>
       <w:r>
-        <w:t>358 | إشعار العميل عند تجاوز الوقت أو الميزانية المتوقعين</w:t>
-      </w:r>
-    </w:p>
-    <w:p>
-      <w:r>
-        <w:t>المطلوب برمجيًا: تنفيذ وظيفة «إشعار العميل عند تجاوز الوقت أو الميزانية المتوقعين» كإجراء فعلي مرتبط بالمشروع أو الحساب؛ حفظ المدخلات وحالات المعالجة والنتيجة؛ دعم التحقق من البيانات والتنبيهات والعمليات الفاشلة ومنع التكرار غير المقصود.</w:t>
+        <w:t>373 | تحليل أداء العروض وتحسينها</w:t>
+      </w:r>
+    </w:p>
+    <w:p>
+      <w:r>
+        <w:t>المطلوب برمجيًا: تنفيذ وظيفة «تحليل أداء العروض وتحسينها» كإجراء فعلي مرتبط بالمشروع أو الحساب؛ حفظ المدخلات وحالات المعالجة والنتيجة؛ دعم التحقق من البيانات والتنبيهات والعمليات الفاشلة ومنع التكرار غير المقصود.</w:t>
       </w:r>
     </w:p>
     <w:p>
@@ -6206,7 +6544,117 @@
         <w:pStyle w:val="Caption"/>
       </w:pPr>
       <w:r>
-        <w:t>الواجهات: تطبيق العميل + لوحة المشروع. | Backend/API: قراءة/إنشاء/تحديث البيانات مع تحقق صلاحية مالك المشروع. | معيار القبول: تجربة حالة نجاح وحالة فشل وحالة منع مستخدم غير مخوّل، والتحقق من ظهور التغيير على الويب والجوال.</w:t>
+        <w:t>الواجهات: تطبيق المستقل + ملفه المهني. | Backend/API: قراءة/إنشاء/تحديث بيانات المستقل مع حماية الخصوصية. | معيار القبول: تجربة حالة نجاح وحالة فشل وحالة منع مستخدم غير مخوّل، والتحقق من ظهور التغيير على الويب والجوال.</w:t>
+      </w:r>
+    </w:p>
+    <w:p>
+      <w:pPr>
+        <w:pStyle w:val="Heading3"/>
+        <w:shd w:val="clear" w:color="auto" w:fill="FBDADA"/>
+      </w:pPr>
+      <w:r>
+        <w:t>374 | تقويم يوضح الطاقة الاستيعابية للمستقل</w:t>
+      </w:r>
+    </w:p>
+    <w:p>
+      <w:r>
+        <w:t>المطلوب برمجيًا: تنفيذ وظيفة «تقويم يوضح الطاقة الاستيعابية للمستقل» كإجراء فعلي مرتبط بالمشروع أو الحساب؛ حفظ المدخلات وحالات المعالجة والنتيجة؛ دعم التحقق من البيانات والتنبيهات والعمليات الفاشلة ومنع التكرار غير المقصود.</w:t>
+      </w:r>
+    </w:p>
+    <w:p>
+      <w:pPr>
+        <w:pStyle w:val="Caption"/>
+      </w:pPr>
+      <w:r>
+        <w:t>الواجهات: تطبيق المستقل + ملفه المهني. | Backend/API: قراءة/إنشاء/تحديث بيانات المستقل مع حماية الخصوصية. | معيار القبول: تجربة حالة نجاح وحالة فشل وحالة منع مستخدم غير مخوّل، والتحقق من ظهور التغيير على الويب والجوال.</w:t>
+      </w:r>
+    </w:p>
+    <w:p>
+      <w:pPr>
+        <w:pStyle w:val="Heading3"/>
+        <w:shd w:val="clear" w:color="auto" w:fill="FBDADA"/>
+      </w:pPr>
+      <w:r>
+        <w:t>375 | منع قبول أعمال تتجاوز الطاقة المحددة مع إمكانية تجاوز واعية</w:t>
+      </w:r>
+    </w:p>
+    <w:p>
+      <w:r>
+        <w:t>المطلوب برمجيًا: تنفيذ وظيفة «منع قبول أعمال تتجاوز الطاقة المحددة مع إمكانية تجاوز واعية» كإجراء فعلي مرتبط بالمشروع أو الحساب؛ حفظ المدخلات وحالات المعالجة والنتيجة؛ دعم التحقق من البيانات والتنبيهات والعمليات الفاشلة ومنع التكرار غير المقصود.</w:t>
+      </w:r>
+    </w:p>
+    <w:p>
+      <w:pPr>
+        <w:pStyle w:val="Caption"/>
+      </w:pPr>
+      <w:r>
+        <w:t>الواجهات: تطبيق المستقل + ملفه المهني. | Backend/API: قراءة/إنشاء/تحديث بيانات المستقل مع حماية الخصوصية. | معيار القبول: تجربة حالة نجاح وحالة فشل وحالة منع مستخدم غير مخوّل، والتحقق من ظهور التغيير على الويب والجوال.</w:t>
+      </w:r>
+    </w:p>
+    <w:p>
+      <w:pPr>
+        <w:pStyle w:val="Heading3"/>
+        <w:shd w:val="clear" w:color="auto" w:fill="D9F2E0"/>
+      </w:pPr>
+      <w:r>
+        <w:t>376 | تحديد أوقات الإجازة وعدم التوفر</w:t>
+      </w:r>
+    </w:p>
+    <w:p>
+      <w:r>
+        <w:t>المطلوب برمجيًا: تنفيذ وظيفة «تحديد أوقات الإجازة وعدم التوفر» كإجراء فعلي مرتبط بالمشروع أو الحساب؛ حفظ المدخلات وحالات المعالجة والنتيجة؛ دعم التحقق من البيانات والتنبيهات والعمليات الفاشلة ومنع التكرار غير المقصود.</w:t>
+      </w:r>
+    </w:p>
+    <w:p>
+      <w:pPr>
+        <w:pStyle w:val="Caption"/>
+      </w:pPr>
+      <w:r>
+        <w:t>الواجهات: تطبيق المستقل + ملفه المهني. | Backend/API: قراءة/إنشاء/تحديث بيانات المستقل مع حماية الخصوصية. | معيار القبول: تجربة حالة نجاح وحالة فشل وحالة منع مستخدم غير مخوّل، والتحقق من ظهور التغيير على الويب والجوال.</w:t>
+      </w:r>
+    </w:p>
+    <w:p>
+      <w:pPr>
+        <w:pStyle w:val="Heading3"/>
+        <w:shd w:val="clear" w:color="auto" w:fill="D9F2E0"/>
+      </w:pPr>
+      <w:r>
+        <w:t>377 | إيقاف استقبال الطلبات الجديدة مؤقتًا</w:t>
+      </w:r>
+    </w:p>
+    <w:p>
+      <w:r>
+        <w:t>المطلوب برمجيًا: تنفيذ وظيفة «إيقاف استقبال الطلبات الجديدة مؤقتًا» كإجراء فعلي مرتبط بالمشروع أو الحساب؛ حفظ المدخلات وحالات المعالجة والنتيجة؛ دعم التحقق من البيانات والتنبيهات والعمليات الفاشلة ومنع التكرار غير المقصود.</w:t>
+      </w:r>
+    </w:p>
+    <w:p>
+      <w:pPr>
+        <w:pStyle w:val="Caption"/>
+      </w:pPr>
+      <w:r>
+        <w:t>الواجهات: تطبيق المستقل + ملفه المهني. | Backend/API: قراءة/إنشاء/تحديث بيانات المستقل مع حماية الخصوصية. | معيار القبول: تجربة حالة نجاح وحالة فشل وحالة منع مستخدم غير مخوّل، والتحقق من ظهور التغيير على الويب والجوال.</w:t>
+      </w:r>
+    </w:p>
+    <w:p>
+      <w:pPr>
+        <w:pStyle w:val="Heading3"/>
+        <w:shd w:val="clear" w:color="auto" w:fill="D9F2E0"/>
+      </w:pPr>
+      <w:r>
+        <w:t>378 | حاسبة صافي الأرباح قبل تقديم العرض</w:t>
+      </w:r>
+    </w:p>
+    <w:p>
+      <w:r>
+        <w:t>المطلوب برمجيًا: تنفيذ وظيفة «حاسبة صافي الأرباح قبل تقديم العرض» كإجراء فعلي مرتبط بالمشروع أو الحساب؛ حفظ المدخلات وحالات المعالجة والنتيجة؛ دعم التحقق من البيانات والتنبيهات والعمليات الفاشلة ومنع التكرار غير المقصود.</w:t>
+      </w:r>
+    </w:p>
+    <w:p>
+      <w:pPr>
+        <w:pStyle w:val="Caption"/>
+      </w:pPr>
+      <w:r>
+        <w:t>الواجهات: تطبيق المستقل + ملفه المهني. | Backend/API: قراءة/إنشاء/تحديث بيانات المستقل مع حماية الخصوصية. | معيار القبول: تجربة حالة نجاح وحالة فشل وحالة منع مستخدم غير مخوّل، والتحقق من ظهور التغيير على الويب والجوال.</w:t>
       </w:r>
     </w:p>
     <w:p>
@@ -6215,12 +6663,12 @@
         <w:shd w:val="clear" w:color="auto" w:fill="ECECEC"/>
       </w:pPr>
       <w:r>
-        <w:t>359 | لوحة قرارات معلقة تحتاج موافقة العميل</w:t>
-      </w:r>
-    </w:p>
-    <w:p>
-      <w:r>
-        <w:t>المطلوب برمجيًا: تنفيذ وظيفة «لوحة قرارات معلقة تحتاج موافقة العميل» كإجراء فعلي مرتبط بالمشروع أو الحساب؛ حفظ المدخلات وحالات المعالجة والنتيجة؛ دعم التحقق من البيانات والتنبيهات والعمليات الفاشلة ومنع التكرار غير المقصود.</w:t>
+        <w:t>379 | توقع التدفقات النقدية بناء على العقود المؤكدة</w:t>
+      </w:r>
+    </w:p>
+    <w:p>
+      <w:r>
+        <w:t>المطلوب برمجيًا: تنفيذ وظيفة «توقع التدفقات النقدية بناء على العقود المؤكدة» كإجراء فعلي مرتبط بالمشروع أو الحساب؛ حفظ المدخلات وحالات المعالجة والنتيجة؛ دعم التحقق من البيانات والتنبيهات والعمليات الفاشلة ومنع التكرار غير المقصود.</w:t>
       </w:r>
     </w:p>
     <w:p>
@@ -6228,7 +6676,7 @@
         <w:pStyle w:val="Caption"/>
       </w:pPr>
       <w:r>
-        <w:t>الواجهات: تطبيق العميل + لوحة المشروع. | Backend/API: قراءة/إنشاء/تحديث البيانات مع تحقق صلاحية مالك المشروع. | معيار القبول: تجربة حالة نجاح وحالة فشل وحالة منع مستخدم غير مخوّل، والتحقق من ظهور التغيير على الويب والجوال.</w:t>
+        <w:t>الواجهات: تطبيق المستقل + ملفه المهني. | Backend/API: قراءة/إنشاء/تحديث بيانات المستقل مع حماية الخصوصية. | معيار القبول: تجربة حالة نجاح وحالة فشل وحالة منع مستخدم غير مخوّل، والتحقق من ظهور التغيير على الويب والجوال.</w:t>
       </w:r>
     </w:p>
     <w:p>
@@ -6237,12 +6685,12 @@
         <w:shd w:val="clear" w:color="auto" w:fill="FBDADA"/>
       </w:pPr>
       <w:r>
-        <w:t>360 | معاينة آمنة للتسليم قبل اعتماد الاستلام</w:t>
-      </w:r>
-    </w:p>
-    <w:p>
-      <w:r>
-        <w:t>المطلوب برمجيًا: تنفيذ وظيفة «معاينة آمنة للتسليم قبل اعتماد الاستلام» كإجراء فعلي مرتبط بالمشروع أو الحساب؛ حفظ المدخلات وحالات المعالجة والنتيجة؛ دعم التحقق من البيانات والتنبيهات والعمليات الفاشلة ومنع التكرار غير المقصود.</w:t>
+        <w:t>380 | إنشاء عروض خاصة للعملاء السابقين</w:t>
+      </w:r>
+    </w:p>
+    <w:p>
+      <w:r>
+        <w:t>المطلوب برمجيًا: تنفيذ وظيفة «إنشاء عروض خاصة للعملاء السابقين» كإجراء فعلي مرتبط بالمشروع أو الحساب؛ حفظ المدخلات وحالات المعالجة والنتيجة؛ دعم التحقق من البيانات والتنبيهات والعمليات الفاشلة ومنع التكرار غير المقصود.</w:t>
       </w:r>
     </w:p>
     <w:p>
@@ -6250,7 +6698,7 @@
         <w:pStyle w:val="Caption"/>
       </w:pPr>
       <w:r>
-        <w:t>الواجهات: تطبيق العميل + لوحة المشروع. | Backend/API: قراءة/إنشاء/تحديث البيانات مع تحقق صلاحية مالك المشروع. | معيار القبول: تجربة حالة نجاح وحالة فشل وحالة منع مستخدم غير مخوّل، والتحقق من ظهور التغيير على الويب والجوال.</w:t>
+        <w:t>الواجهات: تطبيق المستقل + ملفه المهني. | Backend/API: قراءة/إنشاء/تحديث بيانات المستقل مع حماية الخصوصية. | معيار القبول: تجربة حالة نجاح وحالة فشل وحالة منع مستخدم غير مخوّل، والتحقق من ظهور التغيير على الويب والجوال.</w:t>
       </w:r>
     </w:p>
     <w:p>
@@ -6259,12 +6707,12 @@
         <w:shd w:val="clear" w:color="auto" w:fill="FBDADA"/>
       </w:pPr>
       <w:r>
-        <w:t>361 | إنشاء قائمة تحقق مخصصة لقبول كل مشروع</w:t>
-      </w:r>
-    </w:p>
-    <w:p>
-      <w:r>
-        <w:t>المطلوب برمجيًا: تنفيذ وظيفة «إنشاء قائمة تحقق مخصصة لقبول كل مشروع» كإجراء فعلي مرتبط بالمشروع أو الحساب؛ حفظ المدخلات وحالات المعالجة والنتيجة؛ دعم التحقق من البيانات والتنبيهات والعمليات الفاشلة ومنع التكرار غير المقصود.</w:t>
+        <w:t>381 | برنامج ولاء للعملاء المتكررين لدى المستقل</w:t>
+      </w:r>
+    </w:p>
+    <w:p>
+      <w:r>
+        <w:t>المطلوب برمجيًا: تنفيذ وظيفة «برنامج ولاء للعملاء المتكررين لدى المستقل» كإجراء فعلي مرتبط بالمشروع أو الحساب؛ حفظ المدخلات وحالات المعالجة والنتيجة؛ دعم التحقق من البيانات والتنبيهات والعمليات الفاشلة ومنع التكرار غير المقصود.</w:t>
       </w:r>
     </w:p>
     <w:p>
@@ -6272,7 +6720,7 @@
         <w:pStyle w:val="Caption"/>
       </w:pPr>
       <w:r>
-        <w:t>الواجهات: تطبيق العميل + لوحة المشروع. | Backend/API: قراءة/إنشاء/تحديث البيانات مع تحقق صلاحية مالك المشروع. | معيار القبول: تجربة حالة نجاح وحالة فشل وحالة منع مستخدم غير مخوّل، والتحقق من ظهور التغيير على الويب والجوال.</w:t>
+        <w:t>الواجهات: تطبيق المستقل + ملفه المهني. | Backend/API: قراءة/إنشاء/تحديث بيانات المستقل مع حماية الخصوصية. | معيار القبول: تجربة حالة نجاح وحالة فشل وحالة منع مستخدم غير مخوّل، والتحقق من ظهور التغيير على الويب والجوال.</w:t>
       </w:r>
     </w:p>
     <w:p>
@@ -6281,12 +6729,12 @@
         <w:shd w:val="clear" w:color="auto" w:fill="FBDADA"/>
       </w:pPr>
       <w:r>
-        <w:t>362 | طلب تقرير تقدم دوري من المستقل</w:t>
-      </w:r>
-    </w:p>
-    <w:p>
-      <w:r>
-        <w:t>المطلوب برمجيًا: تنفيذ وظيفة «طلب تقرير تقدم دوري من المستقل» كإجراء فعلي مرتبط بالمشروع أو الحساب؛ حفظ المدخلات وحالات المعالجة والنتيجة؛ دعم التحقق من البيانات والتنبيهات والعمليات الفاشلة ومنع التكرار غير المقصود.</w:t>
+        <w:t>382 | إتاحة إنشاء باقات صيانة ودعم بعد تسليم المشروع</w:t>
+      </w:r>
+    </w:p>
+    <w:p>
+      <w:r>
+        <w:t>المطلوب برمجيًا: تنفيذ وظيفة «إتاحة إنشاء باقات صيانة ودعم بعد تسليم المشروع» كإجراء فعلي مرتبط بالمشروع أو الحساب؛ حفظ المدخلات وحالات المعالجة والنتيجة؛ دعم التحقق من البيانات والتنبيهات والعمليات الفاشلة ومنع التكرار غير المقصود.</w:t>
       </w:r>
     </w:p>
     <w:p>
@@ -6294,7 +6742,7 @@
         <w:pStyle w:val="Caption"/>
       </w:pPr>
       <w:r>
-        <w:t>الواجهات: تطبيق العميل + لوحة المشروع. | Backend/API: قراءة/إنشاء/تحديث البيانات مع تحقق صلاحية مالك المشروع. | معيار القبول: تجربة حالة نجاح وحالة فشل وحالة منع مستخدم غير مخوّل، والتحقق من ظهور التغيير على الويب والجوال.</w:t>
+        <w:t>الواجهات: تطبيق المستقل + ملفه المهني. | Backend/API: قراءة/إنشاء/تحديث بيانات المستقل مع حماية الخصوصية. | معيار القبول: تجربة حالة نجاح وحالة فشل وحالة منع مستخدم غير مخوّل، والتحقق من ظهور التغيير على الويب والجوال.</w:t>
       </w:r>
     </w:p>
     <w:p>
@@ -6303,12 +6751,12 @@
         <w:shd w:val="clear" w:color="auto" w:fill="FBDADA"/>
       </w:pPr>
       <w:r>
-        <w:t>363 | توثيق الموافقات والتغييرات داخل المشروع</w:t>
-      </w:r>
-    </w:p>
-    <w:p>
-      <w:r>
-        <w:t>المطلوب برمجيًا: تنفيذ وظيفة «توثيق الموافقات والتغييرات داخل المشروع» كإجراء فعلي مرتبط بالمشروع أو الحساب؛ حفظ المدخلات وحالات المعالجة والنتيجة؛ دعم التحقق من البيانات والتنبيهات والعمليات الفاشلة ومنع التكرار غير المقصود.</w:t>
+        <w:t>383 | إنشاء قائمة انتظار للطلبات عند انشغال المستقل</w:t>
+      </w:r>
+    </w:p>
+    <w:p>
+      <w:r>
+        <w:t>المطلوب برمجيًا: تنفيذ وظيفة «إنشاء قائمة انتظار للطلبات عند انشغال المستقل» كإجراء فعلي مرتبط بالمشروع أو الحساب؛ حفظ المدخلات وحالات المعالجة والنتيجة؛ دعم التحقق من البيانات والتنبيهات والعمليات الفاشلة ومنع التكرار غير المقصود.</w:t>
       </w:r>
     </w:p>
     <w:p>
@@ -6316,7 +6764,7 @@
         <w:pStyle w:val="Caption"/>
       </w:pPr>
       <w:r>
-        <w:t>الواجهات: تطبيق العميل + لوحة المشروع. | Backend/API: قراءة/إنشاء/تحديث البيانات مع تحقق صلاحية مالك المشروع. | معيار القبول: تجربة حالة نجاح وحالة فشل وحالة منع مستخدم غير مخوّل، والتحقق من ظهور التغيير على الويب والجوال.</w:t>
+        <w:t>الواجهات: تطبيق المستقل + ملفه المهني. | Backend/API: قراءة/إنشاء/تحديث بيانات المستقل مع حماية الخصوصية. | معيار القبول: تجربة حالة نجاح وحالة فشل وحالة منع مستخدم غير مخوّل، والتحقق من ظهور التغيير على الويب والجوال.</w:t>
       </w:r>
     </w:p>
     <w:p>
@@ -6325,12 +6773,12 @@
         <w:shd w:val="clear" w:color="auto" w:fill="FBDADA"/>
       </w:pPr>
       <w:r>
-        <w:t>364 | إعادة طلب مشروع سابق بنسخة جديدة</w:t>
-      </w:r>
-    </w:p>
-    <w:p>
-      <w:r>
-        <w:t>المطلوب برمجيًا: تنفيذ وظيفة «إعادة طلب مشروع سابق بنسخة جديدة» كإجراء فعلي مرتبط بالمشروع أو الحساب؛ حفظ المدخلات وحالات المعالجة والنتيجة؛ دعم التحقق من البيانات والتنبيهات والعمليات الفاشلة ومنع التكرار غير المقصود.</w:t>
+        <w:t>384 | عرض إحصائيات زيارات ملف المستقل ومصادرها</w:t>
+      </w:r>
+    </w:p>
+    <w:p>
+      <w:r>
+        <w:t>المطلوب برمجيًا: تنفيذ وظيفة «عرض إحصائيات زيارات ملف المستقل ومصادرها» كإجراء فعلي مرتبط بالمشروع أو الحساب؛ حفظ المدخلات وحالات المعالجة والنتيجة؛ دعم التحقق من البيانات والتنبيهات والعمليات الفاشلة ومنع التكرار غير المقصود.</w:t>
       </w:r>
     </w:p>
     <w:p>
@@ -6338,7 +6786,169 @@
         <w:pStyle w:val="Caption"/>
       </w:pPr>
       <w:r>
-        <w:t>الواجهات: تطبيق العميل + لوحة المشروع. | Backend/API: قراءة/إنشاء/تحديث البيانات مع تحقق صلاحية مالك المشروع. | معيار القبول: تجربة حالة نجاح وحالة فشل وحالة منع مستخدم غير مخوّل، والتحقق من ظهور التغيير على الويب والجوال.</w:t>
+        <w:t>الواجهات: تطبيق المستقل + ملفه المهني. | Backend/API: قراءة/إنشاء/تحديث بيانات المستقل مع حماية الخصوصية. | معيار القبول: تجربة حالة نجاح وحالة فشل وحالة منع مستخدم غير مخوّل، والتحقق من ظهور التغيير على الويب والجوال.</w:t>
+      </w:r>
+    </w:p>
+    <w:p>
+      <w:pPr>
+        <w:pStyle w:val="Heading3"/>
+        <w:shd w:val="clear" w:color="auto" w:fill="FBDADA"/>
+      </w:pPr>
+      <w:r>
+        <w:t>385 | مساعد لتطوير الملف المهني بناء على المهارات المطلوبة في السوق</w:t>
+      </w:r>
+    </w:p>
+    <w:p>
+      <w:r>
+        <w:t>المطلوب برمجيًا: تنفيذ وظيفة «مساعد لتطوير الملف المهني بناء على المهارات المطلوبة في السوق» كإجراء فعلي مرتبط بالمشروع أو الحساب؛ حفظ المدخلات وحالات المعالجة والنتيجة؛ دعم التحقق من البيانات والتنبيهات والعمليات الفاشلة ومنع التكرار غير المقصود.</w:t>
+      </w:r>
+    </w:p>
+    <w:p>
+      <w:pPr>
+        <w:pStyle w:val="Caption"/>
+      </w:pPr>
+      <w:r>
+        <w:t>الواجهات: تطبيق المستقل + ملفه المهني. | Backend/API: قراءة/إنشاء/تحديث بيانات المستقل مع حماية الخصوصية. | معيار القبول: تجربة حالة نجاح وحالة فشل وحالة منع مستخدم غير مخوّل، والتحقق من ظهور التغيير على الويب والجوال.</w:t>
+      </w:r>
+    </w:p>
+    <w:p>
+      <w:pPr>
+        <w:pStyle w:val="Heading1"/>
+      </w:pPr>
+      <w:r>
+        <w:t>الثقة والحماية والولاء — البنود 386 إلى 405</w:t>
+      </w:r>
+    </w:p>
+    <w:p>
+      <w:pPr>
+        <w:pStyle w:val="Heading3"/>
+        <w:shd w:val="clear" w:color="auto" w:fill="D9F2E0"/>
+      </w:pPr>
+      <w:r>
+        <w:t>386 | اتفاق نطاق عمل واضح يوضح ما يشمله السعر وما لا يشمله</w:t>
+      </w:r>
+    </w:p>
+    <w:p>
+      <w:r>
+        <w:t>المطلوب برمجيًا: تنفيذ وظيفة «اتفاق نطاق عمل واضح يوضح ما يشمله السعر وما لا يشمله» كإجراء فعلي مرتبط بالمشروع أو الحساب؛ حفظ المدخلات وحالات المعالجة والنتيجة؛ دعم التحقق من البيانات والتنبيهات والعمليات الفاشلة ومنع التكرار غير المقصود.</w:t>
+      </w:r>
+    </w:p>
+    <w:p>
+      <w:pPr>
+        <w:pStyle w:val="Caption"/>
+      </w:pPr>
+      <w:r>
+        <w:t>الواجهات: العميل + المستقل + لوحة التشغيل/الإدارة حسب الصلاحية. | Backend/API: تسجيل الحالة والموافقات والأدلة مع صلاحيات وتدقيق. | معيار القبول: تجربة حالة نجاح وحالة فشل وحالة منع مستخدم غير مخوّل، والتحقق من ظهور التغيير على الويب والجوال.</w:t>
+      </w:r>
+    </w:p>
+    <w:p>
+      <w:pPr>
+        <w:pStyle w:val="Heading3"/>
+        <w:shd w:val="clear" w:color="auto" w:fill="D9F2E0"/>
+      </w:pPr>
+      <w:r>
+        <w:t>387 | تحديد عدد جولات التعديل المجانية قبل التعاقد</w:t>
+      </w:r>
+    </w:p>
+    <w:p>
+      <w:r>
+        <w:t>المطلوب برمجيًا: تنفيذ وظيفة «تحديد عدد جولات التعديل المجانية قبل التعاقد» كإجراء فعلي مرتبط بالمشروع أو الحساب؛ حفظ المدخلات وحالات المعالجة والنتيجة؛ دعم التحقق من البيانات والتنبيهات والعمليات الفاشلة ومنع التكرار غير المقصود.</w:t>
+      </w:r>
+    </w:p>
+    <w:p>
+      <w:pPr>
+        <w:pStyle w:val="Caption"/>
+      </w:pPr>
+      <w:r>
+        <w:t>الواجهات: العميل + المستقل + لوحة التشغيل/الإدارة حسب الصلاحية. | Backend/API: تسجيل الحالة والموافقات والأدلة مع صلاحيات وتدقيق. | معيار القبول: تجربة حالة نجاح وحالة فشل وحالة منع مستخدم غير مخوّل، والتحقق من ظهور التغيير على الويب والجوال.</w:t>
+      </w:r>
+    </w:p>
+    <w:p>
+      <w:pPr>
+        <w:pStyle w:val="Heading3"/>
+        <w:shd w:val="clear" w:color="auto" w:fill="D9F2E0"/>
+      </w:pPr>
+      <w:r>
+        <w:t>388 | تحويل التعديلات خارج النطاق إلى طلب مدفوع بموافقة الطرفين</w:t>
+      </w:r>
+    </w:p>
+    <w:p>
+      <w:r>
+        <w:t>المطلوب برمجيًا: تنفيذ وظيفة «تحويل التعديلات خارج النطاق إلى طلب مدفوع بموافقة الطرفين» كإجراء فعلي مرتبط بالمشروع أو الحساب؛ حفظ المدخلات وحالات المعالجة والنتيجة؛ دعم التحقق من البيانات والتنبيهات والعمليات الفاشلة ومنع التكرار غير المقصود.</w:t>
+      </w:r>
+    </w:p>
+    <w:p>
+      <w:pPr>
+        <w:pStyle w:val="Caption"/>
+      </w:pPr>
+      <w:r>
+        <w:t>الواجهات: العميل + المستقل + لوحة التشغيل/الإدارة حسب الصلاحية. | Backend/API: تسجيل الحالة والموافقات والأدلة مع صلاحيات وتدقيق. | معيار القبول: تجربة حالة نجاح وحالة فشل وحالة منع مستخدم غير مخوّل، والتحقق من ظهور التغيير على الويب والجوال.</w:t>
+      </w:r>
+    </w:p>
+    <w:p>
+      <w:pPr>
+        <w:pStyle w:val="Heading3"/>
+        <w:shd w:val="clear" w:color="auto" w:fill="D9F2E0"/>
+      </w:pPr>
+      <w:r>
+        <w:t>389 | تحديد مدة مراجعة التسليم وإجراءات عدم الرد</w:t>
+      </w:r>
+    </w:p>
+    <w:p>
+      <w:r>
+        <w:t>المطلوب برمجيًا: تنفيذ وظيفة «تحديد مدة مراجعة التسليم وإجراءات عدم الرد» كإجراء فعلي مرتبط بالمشروع أو الحساب؛ حفظ المدخلات وحالات المعالجة والنتيجة؛ دعم التحقق من البيانات والتنبيهات والعمليات الفاشلة ومنع التكرار غير المقصود.</w:t>
+      </w:r>
+    </w:p>
+    <w:p>
+      <w:pPr>
+        <w:pStyle w:val="Caption"/>
+      </w:pPr>
+      <w:r>
+        <w:t>الواجهات: العميل + المستقل + لوحة التشغيل/الإدارة حسب الصلاحية. | Backend/API: تسجيل الحالة والموافقات والأدلة مع صلاحيات وتدقيق. | معيار القبول: تجربة حالة نجاح وحالة فشل وحالة منع مستخدم غير مخوّل، والتحقق من ظهور التغيير على الويب والجوال.</w:t>
+      </w:r>
+    </w:p>
+    <w:p>
+      <w:pPr>
+        <w:pStyle w:val="Heading3"/>
+        <w:shd w:val="clear" w:color="auto" w:fill="D9F2E0"/>
+      </w:pPr>
+      <w:r>
+        <w:t>390 | إرسال تذكيرات قبل انتهاء مهلة المراجعة</w:t>
+      </w:r>
+    </w:p>
+    <w:p>
+      <w:r>
+        <w:t>المطلوب برمجيًا: تنفيذ وظيفة «إرسال تذكيرات قبل انتهاء مهلة المراجعة» كإجراء فعلي مرتبط بالمشروع أو الحساب؛ حفظ المدخلات وحالات المعالجة والنتيجة؛ دعم التحقق من البيانات والتنبيهات والعمليات الفاشلة ومنع التكرار غير المقصود.</w:t>
+      </w:r>
+    </w:p>
+    <w:p>
+      <w:pPr>
+        <w:pStyle w:val="Caption"/>
+      </w:pPr>
+      <w:r>
+        <w:t>الواجهات: العميل + المستقل + لوحة التشغيل/الإدارة حسب الصلاحية. | Backend/API: تسجيل الحالة والموافقات والأدلة مع صلاحيات وتدقيق. | معيار القبول: تجربة حالة نجاح وحالة فشل وحالة منع مستخدم غير مخوّل، والتحقق من ظهور التغيير على الويب والجوال.</w:t>
+      </w:r>
+    </w:p>
+    <w:p>
+      <w:pPr>
+        <w:pStyle w:val="Heading3"/>
+        <w:shd w:val="clear" w:color="auto" w:fill="D9F2E0"/>
+      </w:pPr>
+      <w:r>
+        <w:t>391 | حماية المستقل من التعديلات غير المحدودة خارج الاتفاق</w:t>
+      </w:r>
+    </w:p>
+    <w:p>
+      <w:r>
+        <w:t>المطلوب برمجيًا: تنفيذ وظيفة «حماية المستقل من التعديلات غير المحدودة خارج الاتفاق» كإجراء فعلي مرتبط بالمشروع أو الحساب؛ حفظ المدخلات وحالات المعالجة والنتيجة؛ دعم التحقق من البيانات والتنبيهات والعمليات الفاشلة ومنع التكرار غير المقصود.</w:t>
+      </w:r>
+    </w:p>
+    <w:p>
+      <w:pPr>
+        <w:pStyle w:val="Caption"/>
+      </w:pPr>
+      <w:r>
+        <w:t>الواجهات: العميل + المستقل + لوحة التشغيل/الإدارة حسب الصلاحية. | Backend/API: تسجيل الحالة والموافقات والأدلة مع صلاحيات وتدقيق. | معيار القبول: تجربة حالة نجاح وحالة فشل وحالة منع مستخدم غير مخوّل، والتحقق من ظهور التغيير على الويب والجوال.</w:t>
       </w:r>
     </w:p>
     <w:p>
@@ -6347,12 +6957,12 @@
         <w:shd w:val="clear" w:color="auto" w:fill="ECECEC"/>
       </w:pPr>
       <w:r>
-        <w:t>365 | إنشاء طلب متكرر تلقائيًا وفق جدول يحدده العميل</w:t>
-      </w:r>
-    </w:p>
-    <w:p>
-      <w:r>
-        <w:t>المطلوب برمجيًا: تنفيذ وظيفة «إنشاء طلب متكرر تلقائيًا وفق جدول يحدده العميل» كإجراء فعلي مرتبط بالمشروع أو الحساب؛ حفظ المدخلات وحالات المعالجة والنتيجة؛ دعم التحقق من البيانات والتنبيهات والعمليات الفاشلة ومنع التكرار غير المقصود.</w:t>
+        <w:t>392 | حماية العميل من التسليم الناقص أو المخالف للمواصفات</w:t>
+      </w:r>
+    </w:p>
+    <w:p>
+      <w:r>
+        <w:t>المطلوب برمجيًا: تنفيذ وظيفة «حماية العميل من التسليم الناقص أو المخالف للمواصفات» كإجراء فعلي مرتبط بالمشروع أو الحساب؛ حفظ المدخلات وحالات المعالجة والنتيجة؛ دعم التحقق من البيانات والتنبيهات والعمليات الفاشلة ومنع التكرار غير المقصود.</w:t>
       </w:r>
     </w:p>
     <w:p>
@@ -6360,15 +6970,29 @@
         <w:pStyle w:val="Caption"/>
       </w:pPr>
       <w:r>
-        <w:t>الواجهات: تطبيق العميل + لوحة المشروع. | Backend/API: قراءة/إنشاء/تحديث البيانات مع تحقق صلاحية مالك المشروع. | معيار القبول: تجربة حالة نجاح وحالة فشل وحالة منع مستخدم غير مخوّل، والتحقق من ظهور التغيير على الويب والجوال.</w:t>
-      </w:r>
-    </w:p>
-    <w:p>
-      <w:pPr>
-        <w:pStyle w:val="Heading1"/>
-      </w:pPr>
-      <w:r>
-        <w:t>تجربة مقدم الخدمة — البنود 366 إلى 385</w:t>
+        <w:t>الواجهات: العميل + المستقل + لوحة التشغيل/الإدارة حسب الصلاحية. | Backend/API: تسجيل الحالة والموافقات والأدلة مع صلاحيات وتدقيق. | معيار القبول: تجربة حالة نجاح وحالة فشل وحالة منع مستخدم غير مخوّل، والتحقق من ظهور التغيير على الويب والجوال.</w:t>
+      </w:r>
+    </w:p>
+    <w:p>
+      <w:pPr>
+        <w:pStyle w:val="Heading3"/>
+        <w:shd w:val="clear" w:color="auto" w:fill="D9F2E0"/>
+      </w:pPr>
+      <w:r>
+        <w:t>393 | إنشاء ملف أدلة مرتب زمنيًا لكل مشروع</w:t>
+      </w:r>
+    </w:p>
+    <w:p>
+      <w:r>
+        <w:t>المطلوب برمجيًا: تنفيذ وظيفة «إنشاء ملف أدلة مرتب زمنيًا لكل مشروع» كإجراء فعلي مرتبط بالمشروع أو الحساب؛ حفظ المدخلات وحالات المعالجة والنتيجة؛ دعم التحقق من البيانات والتنبيهات والعمليات الفاشلة ومنع التكرار غير المقصود.</w:t>
+      </w:r>
+    </w:p>
+    <w:p>
+      <w:pPr>
+        <w:pStyle w:val="Caption"/>
+      </w:pPr>
+      <w:r>
+        <w:t>الواجهات: العميل + المستقل + لوحة التشغيل/الإدارة حسب الصلاحية. | Backend/API: تسجيل الحالة والموافقات والأدلة مع صلاحيات وتدقيق. | معيار القبول: تجربة حالة نجاح وحالة فشل وحالة منع مستخدم غير مخوّل، والتحقق من ظهور التغيير على الويب والجوال.</w:t>
       </w:r>
     </w:p>
     <w:p>
@@ -6377,12 +7001,12 @@
         <w:shd w:val="clear" w:color="auto" w:fill="FBDADA"/>
       </w:pPr>
       <w:r>
-        <w:t>366 | لوحة فرص شخصية تعرض المشاريع الأنسب لخبراته</w:t>
-      </w:r>
-    </w:p>
-    <w:p>
-      <w:r>
-        <w:t>المطلوب برمجيًا: تنفيذ وظيفة «لوحة فرص شخصية تعرض المشاريع الأنسب لخبراته» كإجراء فعلي مرتبط بالمشروع أو الحساب؛ حفظ المدخلات وحالات المعالجة والنتيجة؛ دعم التحقق من البيانات والتنبيهات والعمليات الفاشلة ومنع التكرار غير المقصود.</w:t>
+        <w:t>394 | تسجيل أسباب الإلغاء وتصنيف المسؤولية</w:t>
+      </w:r>
+    </w:p>
+    <w:p>
+      <w:r>
+        <w:t>المطلوب برمجيًا: تنفيذ وظيفة «تسجيل أسباب الإلغاء وتصنيف المسؤولية» كإجراء فعلي مرتبط بالمشروع أو الحساب؛ حفظ المدخلات وحالات المعالجة والنتيجة؛ دعم التحقق من البيانات والتنبيهات والعمليات الفاشلة ومنع التكرار غير المقصود.</w:t>
       </w:r>
     </w:p>
     <w:p>
@@ -6390,7 +7014,7 @@
         <w:pStyle w:val="Caption"/>
       </w:pPr>
       <w:r>
-        <w:t>الواجهات: تطبيق المستقل + ملفه المهني. | Backend/API: قراءة/إنشاء/تحديث بيانات المستقل مع حماية الخصوصية. | معيار القبول: تجربة حالة نجاح وحالة فشل وحالة منع مستخدم غير مخوّل، والتحقق من ظهور التغيير على الويب والجوال.</w:t>
+        <w:t>الواجهات: العميل + المستقل + لوحة التشغيل/الإدارة حسب الصلاحية. | Backend/API: تسجيل الحالة والموافقات والأدلة مع صلاحيات وتدقيق. | معيار القبول: تجربة حالة نجاح وحالة فشل وحالة منع مستخدم غير مخوّل، والتحقق من ظهور التغيير على الويب والجوال.</w:t>
       </w:r>
     </w:p>
     <w:p>
@@ -6399,12 +7023,12 @@
         <w:shd w:val="clear" w:color="auto" w:fill="FBDADA"/>
       </w:pPr>
       <w:r>
-        <w:t>367 | إظهار سبب ترشيح كل مشروع للمستقل</w:t>
-      </w:r>
-    </w:p>
-    <w:p>
-      <w:r>
-        <w:t>المطلوب برمجيًا: تنفيذ وظيفة «إظهار سبب ترشيح كل مشروع للمستقل» كإجراء فعلي مرتبط بالمشروع أو الحساب؛ حفظ المدخلات وحالات المعالجة والنتيجة؛ دعم التحقق من البيانات والتنبيهات والعمليات الفاشلة ومنع التكرار غير المقصود.</w:t>
+        <w:t>395 | عرض مؤشرات موثقة عن جودة تعامل الطرفين</w:t>
+      </w:r>
+    </w:p>
+    <w:p>
+      <w:r>
+        <w:t>المطلوب برمجيًا: تنفيذ وظيفة «عرض مؤشرات موثقة عن جودة تعامل الطرفين» كإجراء فعلي مرتبط بالمشروع أو الحساب؛ حفظ المدخلات وحالات المعالجة والنتيجة؛ دعم التحقق من البيانات والتنبيهات والعمليات الفاشلة ومنع التكرار غير المقصود.</w:t>
       </w:r>
     </w:p>
     <w:p>
@@ -6412,7 +7036,7 @@
         <w:pStyle w:val="Caption"/>
       </w:pPr>
       <w:r>
-        <w:t>الواجهات: تطبيق المستقل + ملفه المهني. | Backend/API: قراءة/إنشاء/تحديث بيانات المستقل مع حماية الخصوصية. | معيار القبول: تجربة حالة نجاح وحالة فشل وحالة منع مستخدم غير مخوّل، والتحقق من ظهور التغيير على الويب والجوال.</w:t>
+        <w:t>الواجهات: العميل + المستقل + لوحة التشغيل/الإدارة حسب الصلاحية. | Backend/API: تسجيل الحالة والموافقات والأدلة مع صلاحيات وتدقيق. | معيار القبول: تجربة حالة نجاح وحالة فشل وحالة منع مستخدم غير مخوّل، والتحقق من ظهور التغيير على الويب والجوال.</w:t>
       </w:r>
     </w:p>
     <w:p>
@@ -6421,12 +7045,12 @@
         <w:shd w:val="clear" w:color="auto" w:fill="FBDADA"/>
       </w:pPr>
       <w:r>
-        <w:t>368 | تنبيه المستقل بالمشاريع المناسبة لجدوله وميزانيته</w:t>
-      </w:r>
-    </w:p>
-    <w:p>
-      <w:r>
-        <w:t>المطلوب برمجيًا: تنفيذ وظيفة «تنبيه المستقل بالمشاريع المناسبة لجدوله وميزانيته» كإجراء فعلي مرتبط بالمشروع أو الحساب؛ حفظ المدخلات وحالات المعالجة والنتيجة؛ دعم التحقق من البيانات والتنبيهات والعمليات الفاشلة ومنع التكرار غير المقصود.</w:t>
+        <w:t>396 | تمكين الاعتراض على قرارات تعليق الحساب أو العقوبات</w:t>
+      </w:r>
+    </w:p>
+    <w:p>
+      <w:r>
+        <w:t>المطلوب برمجيًا: تنفيذ وظيفة «تمكين الاعتراض على قرارات تعليق الحساب أو العقوبات» كإجراء فعلي مرتبط بالمشروع أو الحساب؛ حفظ المدخلات وحالات المعالجة والنتيجة؛ دعم التحقق من البيانات والتنبيهات والعمليات الفاشلة ومنع التكرار غير المقصود.</w:t>
       </w:r>
     </w:p>
     <w:p>
@@ -6434,7 +7058,7 @@
         <w:pStyle w:val="Caption"/>
       </w:pPr>
       <w:r>
-        <w:t>الواجهات: تطبيق المستقل + ملفه المهني. | Backend/API: قراءة/إنشاء/تحديث بيانات المستقل مع حماية الخصوصية. | معيار القبول: تجربة حالة نجاح وحالة فشل وحالة منع مستخدم غير مخوّل، والتحقق من ظهور التغيير على الويب والجوال.</w:t>
+        <w:t>الواجهات: العميل + المستقل + لوحة التشغيل/الإدارة حسب الصلاحية. | Backend/API: تسجيل الحالة والموافقات والأدلة مع صلاحيات وتدقيق. | معيار القبول: تجربة حالة نجاح وحالة فشل وحالة منع مستخدم غير مخوّل، والتحقق من ظهور التغيير على الويب والجوال.</w:t>
       </w:r>
     </w:p>
     <w:p>
@@ -6443,12 +7067,12 @@
         <w:shd w:val="clear" w:color="auto" w:fill="FBDADA"/>
       </w:pPr>
       <w:r>
-        <w:t>369 | تقدير احتمالية ملاءمة العرض لمتطلبات المشروع دون ضمان القبول</w:t>
-      </w:r>
-    </w:p>
-    <w:p>
-      <w:r>
-        <w:t>المطلوب برمجيًا: تنفيذ وظيفة «تقدير احتمالية ملاءمة العرض لمتطلبات المشروع دون ضمان القبول» كإجراء فعلي مرتبط بالمشروع أو الحساب؛ حفظ المدخلات وحالات المعالجة والنتيجة؛ دعم التحقق من البيانات والتنبيهات والعمليات الفاشلة ومنع التكرار غير المقصود.</w:t>
+        <w:t>397 | مراجعة بشرية قبل العقوبات المؤثرة على الدخل</w:t>
+      </w:r>
+    </w:p>
+    <w:p>
+      <w:r>
+        <w:t>المطلوب برمجيًا: تنفيذ وظيفة «مراجعة بشرية قبل العقوبات المؤثرة على الدخل» كإجراء فعلي مرتبط بالمشروع أو الحساب؛ حفظ المدخلات وحالات المعالجة والنتيجة؛ دعم التحقق من البيانات والتنبيهات والعمليات الفاشلة ومنع التكرار غير المقصود.</w:t>
       </w:r>
     </w:p>
     <w:p>
@@ -6456,7 +7080,7 @@
         <w:pStyle w:val="Caption"/>
       </w:pPr>
       <w:r>
-        <w:t>الواجهات: تطبيق المستقل + ملفه المهني. | Backend/API: قراءة/إنشاء/تحديث بيانات المستقل مع حماية الخصوصية. | معيار القبول: تجربة حالة نجاح وحالة فشل وحالة منع مستخدم غير مخوّل، والتحقق من ظهور التغيير على الويب والجوال.</w:t>
+        <w:t>الواجهات: العميل + المستقل + لوحة التشغيل/الإدارة حسب الصلاحية. | Backend/API: تسجيل الحالة والموافقات والأدلة مع صلاحيات وتدقيق. | معيار القبول: تجربة حالة نجاح وحالة فشل وحالة منع مستخدم غير مخوّل، والتحقق من ظهور التغيير على الويب والجوال.</w:t>
       </w:r>
     </w:p>
     <w:p>
@@ -6465,12 +7089,12 @@
         <w:shd w:val="clear" w:color="auto" w:fill="FBDADA"/>
       </w:pPr>
       <w:r>
-        <w:t>370 | فحص اكتمال العرض قبل إرساله</w:t>
-      </w:r>
-    </w:p>
-    <w:p>
-      <w:r>
-        <w:t>المطلوب برمجيًا: تنفيذ وظيفة «فحص اكتمال العرض قبل إرساله» كإجراء فعلي مرتبط بالمشروع أو الحساب؛ حفظ المدخلات وحالات المعالجة والنتيجة؛ دعم التحقق من البيانات والتنبيهات والعمليات الفاشلة ومنع التكرار غير المقصود.</w:t>
+        <w:t>398 | سياسة حماية من الرسائل المسيئة والتحرش والابتزاز</w:t>
+      </w:r>
+    </w:p>
+    <w:p>
+      <w:r>
+        <w:t>المطلوب برمجيًا: تنفيذ وظيفة «سياسة حماية من الرسائل المسيئة والتحرش والابتزاز» كإجراء فعلي مرتبط بالمشروع أو الحساب؛ حفظ المدخلات وحالات المعالجة والنتيجة؛ دعم التحقق من البيانات والتنبيهات والعمليات الفاشلة ومنع التكرار غير المقصود.</w:t>
       </w:r>
     </w:p>
     <w:p>
@@ -6478,7 +7102,73 @@
         <w:pStyle w:val="Caption"/>
       </w:pPr>
       <w:r>
-        <w:t>الواجهات: تطبيق المستقل + ملفه المهني. | Backend/API: قراءة/إنشاء/تحديث بيانات المستقل مع حماية الخصوصية. | معيار القبول: تجربة حالة نجاح وحالة فشل وحالة منع مستخدم غير مخوّل، والتحقق من ظهور التغيير على الويب والجوال.</w:t>
+        <w:t>الواجهات: العميل + المستقل + لوحة التشغيل/الإدارة حسب الصلاحية. | Backend/API: تسجيل الحالة والموافقات والأدلة مع صلاحيات وتدقيق. | معيار القبول: تجربة حالة نجاح وحالة فشل وحالة منع مستخدم غير مخوّل، والتحقق من ظهور التغيير على الويب والجوال.</w:t>
+      </w:r>
+    </w:p>
+    <w:p>
+      <w:pPr>
+        <w:pStyle w:val="Heading3"/>
+        <w:shd w:val="clear" w:color="auto" w:fill="ECECEC"/>
+      </w:pPr>
+      <w:r>
+        <w:t>399 | إخفاء البيانات الحساسة في الملفات والمحادثات عند الحاجة</w:t>
+      </w:r>
+    </w:p>
+    <w:p>
+      <w:r>
+        <w:t>المطلوب برمجيًا: تنفيذ وظيفة «إخفاء البيانات الحساسة في الملفات والمحادثات عند الحاجة» كإجراء فعلي مرتبط بالمشروع أو الحساب؛ حفظ المدخلات وحالات المعالجة والنتيجة؛ دعم التحقق من البيانات والتنبيهات والعمليات الفاشلة ومنع التكرار غير المقصود.</w:t>
+      </w:r>
+    </w:p>
+    <w:p>
+      <w:pPr>
+        <w:pStyle w:val="Caption"/>
+      </w:pPr>
+      <w:r>
+        <w:t>الواجهات: العميل + المستقل + لوحة التشغيل/الإدارة حسب الصلاحية. | Backend/API: تسجيل الحالة والموافقات والأدلة مع صلاحيات وتدقيق. | معيار القبول: تجربة حالة نجاح وحالة فشل وحالة منع مستخدم غير مخوّل، والتحقق من ظهور التغيير على الويب والجوال.</w:t>
+      </w:r>
+    </w:p>
+    <w:p>
+      <w:pPr>
+        <w:pStyle w:val="Heading3"/>
+        <w:shd w:val="clear" w:color="auto" w:fill="D9F2E0"/>
+      </w:pPr>
+      <w:r>
+        <w:t>400 | إعدادات خصوصية منفصلة لمعرض الأعمال والمشاريع</w:t>
+      </w:r>
+    </w:p>
+    <w:p>
+      <w:r>
+        <w:t>المطلوب برمجيًا: تنفيذ وظيفة «إعدادات خصوصية منفصلة لمعرض الأعمال والمشاريع» كإجراء فعلي مرتبط بالمشروع أو الحساب؛ حفظ المدخلات وحالات المعالجة والنتيجة؛ دعم التحقق من البيانات والتنبيهات والعمليات الفاشلة ومنع التكرار غير المقصود.</w:t>
+      </w:r>
+    </w:p>
+    <w:p>
+      <w:pPr>
+        <w:pStyle w:val="Caption"/>
+      </w:pPr>
+      <w:r>
+        <w:t>الواجهات: العميل + المستقل + لوحة التشغيل/الإدارة حسب الصلاحية. | Backend/API: تسجيل الحالة والموافقات والأدلة مع صلاحيات وتدقيق. | معيار القبول: تجربة حالة نجاح وحالة فشل وحالة منع مستخدم غير مخوّل، والتحقق من ظهور التغيير على الويب والجوال.</w:t>
+      </w:r>
+    </w:p>
+    <w:p>
+      <w:pPr>
+        <w:pStyle w:val="Heading3"/>
+        <w:shd w:val="clear" w:color="auto" w:fill="D9F2E0"/>
+      </w:pPr>
+      <w:r>
+        <w:t>401 | السماح بنشر العمل في المعرض بعد موافقة مالك الحقوق</w:t>
+      </w:r>
+    </w:p>
+    <w:p>
+      <w:r>
+        <w:t>المطلوب برمجيًا: تنفيذ وظيفة «السماح بنشر العمل في المعرض بعد موافقة مالك الحقوق» كإجراء فعلي مرتبط بالمشروع أو الحساب؛ حفظ المدخلات وحالات المعالجة والنتيجة؛ دعم التحقق من البيانات والتنبيهات والعمليات الفاشلة ومنع التكرار غير المقصود.</w:t>
+      </w:r>
+    </w:p>
+    <w:p>
+      <w:pPr>
+        <w:pStyle w:val="Caption"/>
+      </w:pPr>
+      <w:r>
+        <w:t>الواجهات: العميل + المستقل + لوحة التشغيل/الإدارة حسب الصلاحية. | Backend/API: تسجيل الحالة والموافقات والأدلة مع صلاحيات وتدقيق. | معيار القبول: تجربة حالة نجاح وحالة فشل وحالة منع مستخدم غير مخوّل، والتحقق من ظهور التغيير على الويب والجوال.</w:t>
       </w:r>
     </w:p>
     <w:p>
@@ -6487,12 +7177,12 @@
         <w:shd w:val="clear" w:color="auto" w:fill="FBDADA"/>
       </w:pPr>
       <w:r>
-        <w:t>371 | إنشاء قوالب عروض شخصية قابلة لإعادة الاستخدام</w:t>
-      </w:r>
-    </w:p>
-    <w:p>
-      <w:r>
-        <w:t>المطلوب برمجيًا: تنفيذ وظيفة «إنشاء قوالب عروض شخصية قابلة لإعادة الاستخدام» كإجراء فعلي مرتبط بالمشروع أو الحساب؛ حفظ المدخلات وحالات المعالجة والنتيجة؛ دعم التحقق من البيانات والتنبيهات والعمليات الفاشلة ومنع التكرار غير المقصود.</w:t>
+        <w:t>402 | برنامج إحالة بمكافآت واضحة وشروط مكافحة الاحتيال</w:t>
+      </w:r>
+    </w:p>
+    <w:p>
+      <w:r>
+        <w:t>المطلوب برمجيًا: تنفيذ وظيفة «برنامج إحالة بمكافآت واضحة وشروط مكافحة الاحتيال» كإجراء فعلي مرتبط بالمشروع أو الحساب؛ حفظ المدخلات وحالات المعالجة والنتيجة؛ دعم التحقق من البيانات والتنبيهات والعمليات الفاشلة ومنع التكرار غير المقصود.</w:t>
       </w:r>
     </w:p>
     <w:p>
@@ -6500,725 +7190,35 @@
         <w:pStyle w:val="Caption"/>
       </w:pPr>
       <w:r>
-        <w:t>الواجهات: تطبيق المستقل + ملفه المهني. | Backend/API: قراءة/إنشاء/تحديث بيانات المستقل مع حماية الخصوصية. | معيار القبول: تجربة حالة نجاح وحالة فشل وحالة منع مستخدم غير مخوّل، والتحقق من ظهور التغيير على الويب والجوال.</w:t>
+        <w:t>الواجهات: العميل + المستقل + لوحة التشغيل/الإدارة حسب الصلاحية. | Backend/API: تسجيل الحالة والموافقات والأدلة مع صلاحيات وتدقيق. | معيار القبول: تجربة حالة نجاح وحالة فشل وحالة منع مستخدم غير مخوّل، والتحقق من ظهور التغيير على الويب والجوال.</w:t>
+      </w:r>
+    </w:p>
+    <w:p>
+      <w:pPr>
+        <w:pStyle w:val="Heading3"/>
+        <w:shd w:val="clear" w:color="auto" w:fill="FBDADA"/>
+      </w:pPr>
+      <w:r>
+        <w:t>403 | رصيد مكافآت ترويجي غير قابل للسحب النقدي وفق الضوابط</w:t>
+      </w:r>
+    </w:p>
+    <w:p>
+      <w:r>
+        <w:t>المطلوب برمجيًا: تنفيذ وظيفة «رصيد مكافآت ترويجي غير قابل للسحب النقدي وفق الضوابط» كإجراء فعلي مرتبط بالمشروع أو الحساب؛ حفظ المدخلات وحالات المعالجة والنتيجة؛ دعم التحقق من البيانات والتنبيهات والعمليات الفاشلة ومنع التكرار غير المقصود.</w:t>
+      </w:r>
+    </w:p>
+    <w:p>
+      <w:pPr>
+        <w:pStyle w:val="Caption"/>
+      </w:pPr>
+      <w:r>
+        <w:t>الواجهات: العميل + المستقل + لوحة التشغيل/الإدارة حسب الصلاحية. | Backend/API: تسجيل الحالة والموافقات والأدلة مع صلاحيات وتدقيق. | معيار القبول: تجربة حالة نجاح وحالة فشل وحالة منع مستخدم غير مخوّل، والتحقق من ظهور التغيير على الويب والجوال.</w:t>
       </w:r>
     </w:p>
     <w:p>
       <w:pPr>
         <w:pStyle w:val="Heading3"/>
         <w:shd w:val="clear" w:color="auto" w:fill="D9F2E0"/>
-      </w:pPr>
-      <w:r>
-        <w:t>372 | سجل أسباب رفض العروض عندما يختار العميل الإفصاح عنها</w:t>
-      </w:r>
-    </w:p>
-    <w:p>
-      <w:r>
-        <w:t>المطلوب برمجيًا: تنفيذ وظيفة «سجل أسباب رفض العروض عندما يختار العميل الإفصاح عنها» كإجراء فعلي مرتبط بالمشروع أو الحساب؛ حفظ المدخلات وحالات المعالجة والنتيجة؛ دعم التحقق من البيانات والتنبيهات والعمليات الفاشلة ومنع التكرار غير المقصود.</w:t>
-      </w:r>
-    </w:p>
-    <w:p>
-      <w:pPr>
-        <w:pStyle w:val="Caption"/>
-      </w:pPr>
-      <w:r>
-        <w:t>الواجهات: تطبيق المستقل + ملفه المهني. | Backend/API: قراءة/إنشاء/تحديث بيانات المستقل مع حماية الخصوصية. | معيار القبول: تجربة حالة نجاح وحالة فشل وحالة منع مستخدم غير مخوّل، والتحقق من ظهور التغيير على الويب والجوال.</w:t>
-      </w:r>
-    </w:p>
-    <w:p>
-      <w:pPr>
-        <w:pStyle w:val="Heading3"/>
-        <w:shd w:val="clear" w:color="auto" w:fill="ECECEC"/>
-      </w:pPr>
-      <w:r>
-        <w:t>373 | تحليل أداء العروض وتحسينها</w:t>
-      </w:r>
-    </w:p>
-    <w:p>
-      <w:r>
-        <w:t>المطلوب برمجيًا: تنفيذ وظيفة «تحليل أداء العروض وتحسينها» كإجراء فعلي مرتبط بالمشروع أو الحساب؛ حفظ المدخلات وحالات المعالجة والنتيجة؛ دعم التحقق من البيانات والتنبيهات والعمليات الفاشلة ومنع التكرار غير المقصود.</w:t>
-      </w:r>
-    </w:p>
-    <w:p>
-      <w:pPr>
-        <w:pStyle w:val="Caption"/>
-      </w:pPr>
-      <w:r>
-        <w:t>الواجهات: تطبيق المستقل + ملفه المهني. | Backend/API: قراءة/إنشاء/تحديث بيانات المستقل مع حماية الخصوصية. | معيار القبول: تجربة حالة نجاح وحالة فشل وحالة منع مستخدم غير مخوّل، والتحقق من ظهور التغيير على الويب والجوال.</w:t>
-      </w:r>
-    </w:p>
-    <w:p>
-      <w:pPr>
-        <w:pStyle w:val="Heading3"/>
-        <w:shd w:val="clear" w:color="auto" w:fill="FBDADA"/>
-      </w:pPr>
-      <w:r>
-        <w:t>374 | تقويم يوضح الطاقة الاستيعابية للمستقل</w:t>
-      </w:r>
-    </w:p>
-    <w:p>
-      <w:r>
-        <w:t>المطلوب برمجيًا: تنفيذ وظيفة «تقويم يوضح الطاقة الاستيعابية للمستقل» كإجراء فعلي مرتبط بالمشروع أو الحساب؛ حفظ المدخلات وحالات المعالجة والنتيجة؛ دعم التحقق من البيانات والتنبيهات والعمليات الفاشلة ومنع التكرار غير المقصود.</w:t>
-      </w:r>
-    </w:p>
-    <w:p>
-      <w:pPr>
-        <w:pStyle w:val="Caption"/>
-      </w:pPr>
-      <w:r>
-        <w:t>الواجهات: تطبيق المستقل + ملفه المهني. | Backend/API: قراءة/إنشاء/تحديث بيانات المستقل مع حماية الخصوصية. | معيار القبول: تجربة حالة نجاح وحالة فشل وحالة منع مستخدم غير مخوّل، والتحقق من ظهور التغيير على الويب والجوال.</w:t>
-      </w:r>
-    </w:p>
-    <w:p>
-      <w:pPr>
-        <w:pStyle w:val="Heading3"/>
-        <w:shd w:val="clear" w:color="auto" w:fill="FBDADA"/>
-      </w:pPr>
-      <w:r>
-        <w:t>375 | منع قبول أعمال تتجاوز الطاقة المحددة مع إمكانية تجاوز واعية</w:t>
-      </w:r>
-    </w:p>
-    <w:p>
-      <w:r>
-        <w:t>المطلوب برمجيًا: تنفيذ وظيفة «منع قبول أعمال تتجاوز الطاقة المحددة مع إمكانية تجاوز واعية» كإجراء فعلي مرتبط بالمشروع أو الحساب؛ حفظ المدخلات وحالات المعالجة والنتيجة؛ دعم التحقق من البيانات والتنبيهات والعمليات الفاشلة ومنع التكرار غير المقصود.</w:t>
-      </w:r>
-    </w:p>
-    <w:p>
-      <w:pPr>
-        <w:pStyle w:val="Caption"/>
-      </w:pPr>
-      <w:r>
-        <w:t>الواجهات: تطبيق المستقل + ملفه المهني. | Backend/API: قراءة/إنشاء/تحديث بيانات المستقل مع حماية الخصوصية. | معيار القبول: تجربة حالة نجاح وحالة فشل وحالة منع مستخدم غير مخوّل، والتحقق من ظهور التغيير على الويب والجوال.</w:t>
-      </w:r>
-    </w:p>
-    <w:p>
-      <w:pPr>
-        <w:pStyle w:val="Heading3"/>
-        <w:shd w:val="clear" w:color="auto" w:fill="D9F2E0"/>
-      </w:pPr>
-      <w:r>
-        <w:t>376 | تحديد أوقات الإجازة وعدم التوفر</w:t>
-      </w:r>
-    </w:p>
-    <w:p>
-      <w:r>
-        <w:t>المطلوب برمجيًا: تنفيذ وظيفة «تحديد أوقات الإجازة وعدم التوفر» كإجراء فعلي مرتبط بالمشروع أو الحساب؛ حفظ المدخلات وحالات المعالجة والنتيجة؛ دعم التحقق من البيانات والتنبيهات والعمليات الفاشلة ومنع التكرار غير المقصود.</w:t>
-      </w:r>
-    </w:p>
-    <w:p>
-      <w:pPr>
-        <w:pStyle w:val="Caption"/>
-      </w:pPr>
-      <w:r>
-        <w:t>الواجهات: تطبيق المستقل + ملفه المهني. | Backend/API: قراءة/إنشاء/تحديث بيانات المستقل مع حماية الخصوصية. | معيار القبول: تجربة حالة نجاح وحالة فشل وحالة منع مستخدم غير مخوّل، والتحقق من ظهور التغيير على الويب والجوال.</w:t>
-      </w:r>
-    </w:p>
-    <w:p>
-      <w:pPr>
-        <w:pStyle w:val="Heading3"/>
-        <w:shd w:val="clear" w:color="auto" w:fill="D9F2E0"/>
-      </w:pPr>
-      <w:r>
-        <w:t>377 | إيقاف استقبال الطلبات الجديدة مؤقتًا</w:t>
-      </w:r>
-    </w:p>
-    <w:p>
-      <w:r>
-        <w:t>المطلوب برمجيًا: تنفيذ وظيفة «إيقاف استقبال الطلبات الجديدة مؤقتًا» كإجراء فعلي مرتبط بالمشروع أو الحساب؛ حفظ المدخلات وحالات المعالجة والنتيجة؛ دعم التحقق من البيانات والتنبيهات والعمليات الفاشلة ومنع التكرار غير المقصود.</w:t>
-      </w:r>
-    </w:p>
-    <w:p>
-      <w:pPr>
-        <w:pStyle w:val="Caption"/>
-      </w:pPr>
-      <w:r>
-        <w:t>الواجهات: تطبيق المستقل + ملفه المهني. | Backend/API: قراءة/إنشاء/تحديث بيانات المستقل مع حماية الخصوصية. | معيار القبول: تجربة حالة نجاح وحالة فشل وحالة منع مستخدم غير مخوّل، والتحقق من ظهور التغيير على الويب والجوال.</w:t>
-      </w:r>
-    </w:p>
-    <w:p>
-      <w:pPr>
-        <w:pStyle w:val="Heading3"/>
-        <w:shd w:val="clear" w:color="auto" w:fill="D9F2E0"/>
-      </w:pPr>
-      <w:r>
-        <w:t>378 | حاسبة صافي الأرباح قبل تقديم العرض</w:t>
-      </w:r>
-    </w:p>
-    <w:p>
-      <w:r>
-        <w:t>المطلوب برمجيًا: تنفيذ وظيفة «حاسبة صافي الأرباح قبل تقديم العرض» كإجراء فعلي مرتبط بالمشروع أو الحساب؛ حفظ المدخلات وحالات المعالجة والنتيجة؛ دعم التحقق من البيانات والتنبيهات والعمليات الفاشلة ومنع التكرار غير المقصود.</w:t>
-      </w:r>
-    </w:p>
-    <w:p>
-      <w:pPr>
-        <w:pStyle w:val="Caption"/>
-      </w:pPr>
-      <w:r>
-        <w:t>الواجهات: تطبيق المستقل + ملفه المهني. | Backend/API: قراءة/إنشاء/تحديث بيانات المستقل مع حماية الخصوصية. | معيار القبول: تجربة حالة نجاح وحالة فشل وحالة منع مستخدم غير مخوّل، والتحقق من ظهور التغيير على الويب والجوال.</w:t>
-      </w:r>
-    </w:p>
-    <w:p>
-      <w:pPr>
-        <w:pStyle w:val="Heading3"/>
-        <w:shd w:val="clear" w:color="auto" w:fill="ECECEC"/>
-      </w:pPr>
-      <w:r>
-        <w:t>379 | توقع التدفقات النقدية بناء على العقود المؤكدة</w:t>
-      </w:r>
-    </w:p>
-    <w:p>
-      <w:r>
-        <w:t>المطلوب برمجيًا: تنفيذ وظيفة «توقع التدفقات النقدية بناء على العقود المؤكدة» كإجراء فعلي مرتبط بالمشروع أو الحساب؛ حفظ المدخلات وحالات المعالجة والنتيجة؛ دعم التحقق من البيانات والتنبيهات والعمليات الفاشلة ومنع التكرار غير المقصود.</w:t>
-      </w:r>
-    </w:p>
-    <w:p>
-      <w:pPr>
-        <w:pStyle w:val="Caption"/>
-      </w:pPr>
-      <w:r>
-        <w:t>الواجهات: تطبيق المستقل + ملفه المهني. | Backend/API: قراءة/إنشاء/تحديث بيانات المستقل مع حماية الخصوصية. | معيار القبول: تجربة حالة نجاح وحالة فشل وحالة منع مستخدم غير مخوّل، والتحقق من ظهور التغيير على الويب والجوال.</w:t>
-      </w:r>
-    </w:p>
-    <w:p>
-      <w:pPr>
-        <w:pStyle w:val="Heading3"/>
-        <w:shd w:val="clear" w:color="auto" w:fill="FBDADA"/>
-      </w:pPr>
-      <w:r>
-        <w:t>380 | إنشاء عروض خاصة للعملاء السابقين</w:t>
-      </w:r>
-    </w:p>
-    <w:p>
-      <w:r>
-        <w:t>المطلوب برمجيًا: تنفيذ وظيفة «إنشاء عروض خاصة للعملاء السابقين» كإجراء فعلي مرتبط بالمشروع أو الحساب؛ حفظ المدخلات وحالات المعالجة والنتيجة؛ دعم التحقق من البيانات والتنبيهات والعمليات الفاشلة ومنع التكرار غير المقصود.</w:t>
-      </w:r>
-    </w:p>
-    <w:p>
-      <w:pPr>
-        <w:pStyle w:val="Caption"/>
-      </w:pPr>
-      <w:r>
-        <w:t>الواجهات: تطبيق المستقل + ملفه المهني. | Backend/API: قراءة/إنشاء/تحديث بيانات المستقل مع حماية الخصوصية. | معيار القبول: تجربة حالة نجاح وحالة فشل وحالة منع مستخدم غير مخوّل، والتحقق من ظهور التغيير على الويب والجوال.</w:t>
-      </w:r>
-    </w:p>
-    <w:p>
-      <w:pPr>
-        <w:pStyle w:val="Heading3"/>
-        <w:shd w:val="clear" w:color="auto" w:fill="FBDADA"/>
-      </w:pPr>
-      <w:r>
-        <w:t>381 | برنامج ولاء للعملاء المتكررين لدى المستقل</w:t>
-      </w:r>
-    </w:p>
-    <w:p>
-      <w:r>
-        <w:t>المطلوب برمجيًا: تنفيذ وظيفة «برنامج ولاء للعملاء المتكررين لدى المستقل» كإجراء فعلي مرتبط بالمشروع أو الحساب؛ حفظ المدخلات وحالات المعالجة والنتيجة؛ دعم التحقق من البيانات والتنبيهات والعمليات الفاشلة ومنع التكرار غير المقصود.</w:t>
-      </w:r>
-    </w:p>
-    <w:p>
-      <w:pPr>
-        <w:pStyle w:val="Caption"/>
-      </w:pPr>
-      <w:r>
-        <w:t>الواجهات: تطبيق المستقل + ملفه المهني. | Backend/API: قراءة/إنشاء/تحديث بيانات المستقل مع حماية الخصوصية. | معيار القبول: تجربة حالة نجاح وحالة فشل وحالة منع مستخدم غير مخوّل، والتحقق من ظهور التغيير على الويب والجوال.</w:t>
-      </w:r>
-    </w:p>
-    <w:p>
-      <w:pPr>
-        <w:pStyle w:val="Heading3"/>
-        <w:shd w:val="clear" w:color="auto" w:fill="FBDADA"/>
-      </w:pPr>
-      <w:r>
-        <w:t>382 | إتاحة إنشاء باقات صيانة ودعم بعد تسليم المشروع</w:t>
-      </w:r>
-    </w:p>
-    <w:p>
-      <w:r>
-        <w:t>المطلوب برمجيًا: تنفيذ وظيفة «إتاحة إنشاء باقات صيانة ودعم بعد تسليم المشروع» كإجراء فعلي مرتبط بالمشروع أو الحساب؛ حفظ المدخلات وحالات المعالجة والنتيجة؛ دعم التحقق من البيانات والتنبيهات والعمليات الفاشلة ومنع التكرار غير المقصود.</w:t>
-      </w:r>
-    </w:p>
-    <w:p>
-      <w:pPr>
-        <w:pStyle w:val="Caption"/>
-      </w:pPr>
-      <w:r>
-        <w:t>الواجهات: تطبيق المستقل + ملفه المهني. | Backend/API: قراءة/إنشاء/تحديث بيانات المستقل مع حماية الخصوصية. | معيار القبول: تجربة حالة نجاح وحالة فشل وحالة منع مستخدم غير مخوّل، والتحقق من ظهور التغيير على الويب والجوال.</w:t>
-      </w:r>
-    </w:p>
-    <w:p>
-      <w:pPr>
-        <w:pStyle w:val="Heading3"/>
-        <w:shd w:val="clear" w:color="auto" w:fill="FBDADA"/>
-      </w:pPr>
-      <w:r>
-        <w:t>383 | إنشاء قائمة انتظار للطلبات عند انشغال المستقل</w:t>
-      </w:r>
-    </w:p>
-    <w:p>
-      <w:r>
-        <w:t>المطلوب برمجيًا: تنفيذ وظيفة «إنشاء قائمة انتظار للطلبات عند انشغال المستقل» كإجراء فعلي مرتبط بالمشروع أو الحساب؛ حفظ المدخلات وحالات المعالجة والنتيجة؛ دعم التحقق من البيانات والتنبيهات والعمليات الفاشلة ومنع التكرار غير المقصود.</w:t>
-      </w:r>
-    </w:p>
-    <w:p>
-      <w:pPr>
-        <w:pStyle w:val="Caption"/>
-      </w:pPr>
-      <w:r>
-        <w:t>الواجهات: تطبيق المستقل + ملفه المهني. | Backend/API: قراءة/إنشاء/تحديث بيانات المستقل مع حماية الخصوصية. | معيار القبول: تجربة حالة نجاح وحالة فشل وحالة منع مستخدم غير مخوّل، والتحقق من ظهور التغيير على الويب والجوال.</w:t>
-      </w:r>
-    </w:p>
-    <w:p>
-      <w:pPr>
-        <w:pStyle w:val="Heading3"/>
-        <w:shd w:val="clear" w:color="auto" w:fill="FBDADA"/>
-      </w:pPr>
-      <w:r>
-        <w:t>384 | عرض إحصائيات زيارات ملف المستقل ومصادرها</w:t>
-      </w:r>
-    </w:p>
-    <w:p>
-      <w:r>
-        <w:t>المطلوب برمجيًا: تنفيذ وظيفة «عرض إحصائيات زيارات ملف المستقل ومصادرها» كإجراء فعلي مرتبط بالمشروع أو الحساب؛ حفظ المدخلات وحالات المعالجة والنتيجة؛ دعم التحقق من البيانات والتنبيهات والعمليات الفاشلة ومنع التكرار غير المقصود.</w:t>
-      </w:r>
-    </w:p>
-    <w:p>
-      <w:pPr>
-        <w:pStyle w:val="Caption"/>
-      </w:pPr>
-      <w:r>
-        <w:t>الواجهات: تطبيق المستقل + ملفه المهني. | Backend/API: قراءة/إنشاء/تحديث بيانات المستقل مع حماية الخصوصية. | معيار القبول: تجربة حالة نجاح وحالة فشل وحالة منع مستخدم غير مخوّل، والتحقق من ظهور التغيير على الويب والجوال.</w:t>
-      </w:r>
-    </w:p>
-    <w:p>
-      <w:pPr>
-        <w:pStyle w:val="Heading3"/>
-        <w:shd w:val="clear" w:color="auto" w:fill="FBDADA"/>
-      </w:pPr>
-      <w:r>
-        <w:t>385 | مساعد لتطوير الملف المهني بناء على المهارات المطلوبة في السوق</w:t>
-      </w:r>
-    </w:p>
-    <w:p>
-      <w:r>
-        <w:t>المطلوب برمجيًا: تنفيذ وظيفة «مساعد لتطوير الملف المهني بناء على المهارات المطلوبة في السوق» كإجراء فعلي مرتبط بالمشروع أو الحساب؛ حفظ المدخلات وحالات المعالجة والنتيجة؛ دعم التحقق من البيانات والتنبيهات والعمليات الفاشلة ومنع التكرار غير المقصود.</w:t>
-      </w:r>
-    </w:p>
-    <w:p>
-      <w:pPr>
-        <w:pStyle w:val="Caption"/>
-      </w:pPr>
-      <w:r>
-        <w:t>الواجهات: تطبيق المستقل + ملفه المهني. | Backend/API: قراءة/إنشاء/تحديث بيانات المستقل مع حماية الخصوصية. | معيار القبول: تجربة حالة نجاح وحالة فشل وحالة منع مستخدم غير مخوّل، والتحقق من ظهور التغيير على الويب والجوال.</w:t>
-      </w:r>
-    </w:p>
-    <w:p>
-      <w:pPr>
-        <w:pStyle w:val="Heading1"/>
-      </w:pPr>
-      <w:r>
-        <w:t>الثقة والحماية والولاء — البنود 386 إلى 405</w:t>
-      </w:r>
-    </w:p>
-    <w:p>
-      <w:pPr>
-        <w:pStyle w:val="Heading3"/>
-        <w:shd w:val="clear" w:color="auto" w:fill="FBDADA"/>
-      </w:pPr>
-      <w:r>
-        <w:t>386 | اتفاق نطاق عمل واضح يوضح ما يشمله السعر وما لا يشمله</w:t>
-      </w:r>
-    </w:p>
-    <w:p>
-      <w:r>
-        <w:t>المطلوب برمجيًا: تنفيذ وظيفة «اتفاق نطاق عمل واضح يوضح ما يشمله السعر وما لا يشمله» كإجراء فعلي مرتبط بالمشروع أو الحساب؛ حفظ المدخلات وحالات المعالجة والنتيجة؛ دعم التحقق من البيانات والتنبيهات والعمليات الفاشلة ومنع التكرار غير المقصود.</w:t>
-      </w:r>
-    </w:p>
-    <w:p>
-      <w:pPr>
-        <w:pStyle w:val="Caption"/>
-      </w:pPr>
-      <w:r>
-        <w:t>الواجهات: العميل + المستقل + لوحة التشغيل/الإدارة حسب الصلاحية. | Backend/API: تسجيل الحالة والموافقات والأدلة مع صلاحيات وتدقيق. | معيار القبول: تجربة حالة نجاح وحالة فشل وحالة منع مستخدم غير مخوّل، والتحقق من ظهور التغيير على الويب والجوال.</w:t>
-      </w:r>
-    </w:p>
-    <w:p>
-      <w:pPr>
-        <w:pStyle w:val="Heading3"/>
-        <w:shd w:val="clear" w:color="auto" w:fill="D9F2E0"/>
-      </w:pPr>
-      <w:r>
-        <w:t>387 | تحديد عدد جولات التعديل المجانية قبل التعاقد</w:t>
-      </w:r>
-    </w:p>
-    <w:p>
-      <w:r>
-        <w:t>المطلوب برمجيًا: تنفيذ وظيفة «تحديد عدد جولات التعديل المجانية قبل التعاقد» كإجراء فعلي مرتبط بالمشروع أو الحساب؛ حفظ المدخلات وحالات المعالجة والنتيجة؛ دعم التحقق من البيانات والتنبيهات والعمليات الفاشلة ومنع التكرار غير المقصود.</w:t>
-      </w:r>
-    </w:p>
-    <w:p>
-      <w:pPr>
-        <w:pStyle w:val="Caption"/>
-      </w:pPr>
-      <w:r>
-        <w:t>الواجهات: العميل + المستقل + لوحة التشغيل/الإدارة حسب الصلاحية. | Backend/API: تسجيل الحالة والموافقات والأدلة مع صلاحيات وتدقيق. | معيار القبول: تجربة حالة نجاح وحالة فشل وحالة منع مستخدم غير مخوّل، والتحقق من ظهور التغيير على الويب والجوال.</w:t>
-      </w:r>
-    </w:p>
-    <w:p>
-      <w:pPr>
-        <w:pStyle w:val="Heading3"/>
-        <w:shd w:val="clear" w:color="auto" w:fill="FBDADA"/>
-      </w:pPr>
-      <w:r>
-        <w:t>388 | تحويل التعديلات خارج النطاق إلى طلب مدفوع بموافقة الطرفين</w:t>
-      </w:r>
-    </w:p>
-    <w:p>
-      <w:r>
-        <w:t>المطلوب برمجيًا: تنفيذ وظيفة «تحويل التعديلات خارج النطاق إلى طلب مدفوع بموافقة الطرفين» كإجراء فعلي مرتبط بالمشروع أو الحساب؛ حفظ المدخلات وحالات المعالجة والنتيجة؛ دعم التحقق من البيانات والتنبيهات والعمليات الفاشلة ومنع التكرار غير المقصود.</w:t>
-      </w:r>
-    </w:p>
-    <w:p>
-      <w:pPr>
-        <w:pStyle w:val="Caption"/>
-      </w:pPr>
-      <w:r>
-        <w:t>الواجهات: العميل + المستقل + لوحة التشغيل/الإدارة حسب الصلاحية. | Backend/API: تسجيل الحالة والموافقات والأدلة مع صلاحيات وتدقيق. | معيار القبول: تجربة حالة نجاح وحالة فشل وحالة منع مستخدم غير مخوّل، والتحقق من ظهور التغيير على الويب والجوال.</w:t>
-      </w:r>
-    </w:p>
-    <w:p>
-      <w:pPr>
-        <w:pStyle w:val="Heading3"/>
-        <w:shd w:val="clear" w:color="auto" w:fill="D9F2E0"/>
-      </w:pPr>
-      <w:r>
-        <w:t>389 | تحديد مدة مراجعة التسليم وإجراءات عدم الرد</w:t>
-      </w:r>
-    </w:p>
-    <w:p>
-      <w:r>
-        <w:t>المطلوب برمجيًا: تنفيذ وظيفة «تحديد مدة مراجعة التسليم وإجراءات عدم الرد» كإجراء فعلي مرتبط بالمشروع أو الحساب؛ حفظ المدخلات وحالات المعالجة والنتيجة؛ دعم التحقق من البيانات والتنبيهات والعمليات الفاشلة ومنع التكرار غير المقصود.</w:t>
-      </w:r>
-    </w:p>
-    <w:p>
-      <w:pPr>
-        <w:pStyle w:val="Caption"/>
-      </w:pPr>
-      <w:r>
-        <w:t>الواجهات: العميل + المستقل + لوحة التشغيل/الإدارة حسب الصلاحية. | Backend/API: تسجيل الحالة والموافقات والأدلة مع صلاحيات وتدقيق. | معيار القبول: تجربة حالة نجاح وحالة فشل وحالة منع مستخدم غير مخوّل، والتحقق من ظهور التغيير على الويب والجوال.</w:t>
-      </w:r>
-    </w:p>
-    <w:p>
-      <w:pPr>
-        <w:pStyle w:val="Heading3"/>
-        <w:shd w:val="clear" w:color="auto" w:fill="FBDADA"/>
-      </w:pPr>
-      <w:r>
-        <w:t>390 | إرسال تذكيرات قبل انتهاء مهلة المراجعة</w:t>
-      </w:r>
-    </w:p>
-    <w:p>
-      <w:r>
-        <w:t>المطلوب برمجيًا: تنفيذ وظيفة «إرسال تذكيرات قبل انتهاء مهلة المراجعة» كإجراء فعلي مرتبط بالمشروع أو الحساب؛ حفظ المدخلات وحالات المعالجة والنتيجة؛ دعم التحقق من البيانات والتنبيهات والعمليات الفاشلة ومنع التكرار غير المقصود.</w:t>
-      </w:r>
-    </w:p>
-    <w:p>
-      <w:pPr>
-        <w:pStyle w:val="Caption"/>
-      </w:pPr>
-      <w:r>
-        <w:t>الواجهات: العميل + المستقل + لوحة التشغيل/الإدارة حسب الصلاحية. | Backend/API: تسجيل الحالة والموافقات والأدلة مع صلاحيات وتدقيق. | معيار القبول: تجربة حالة نجاح وحالة فشل وحالة منع مستخدم غير مخوّل، والتحقق من ظهور التغيير على الويب والجوال.</w:t>
-      </w:r>
-    </w:p>
-    <w:p>
-      <w:pPr>
-        <w:pStyle w:val="Heading3"/>
-        <w:shd w:val="clear" w:color="auto" w:fill="FBDADA"/>
-      </w:pPr>
-      <w:r>
-        <w:t>391 | حماية المستقل من التعديلات غير المحدودة خارج الاتفاق</w:t>
-      </w:r>
-    </w:p>
-    <w:p>
-      <w:r>
-        <w:t>المطلوب برمجيًا: تنفيذ وظيفة «حماية المستقل من التعديلات غير المحدودة خارج الاتفاق» كإجراء فعلي مرتبط بالمشروع أو الحساب؛ حفظ المدخلات وحالات المعالجة والنتيجة؛ دعم التحقق من البيانات والتنبيهات والعمليات الفاشلة ومنع التكرار غير المقصود.</w:t>
-      </w:r>
-    </w:p>
-    <w:p>
-      <w:pPr>
-        <w:pStyle w:val="Caption"/>
-      </w:pPr>
-      <w:r>
-        <w:t>الواجهات: العميل + المستقل + لوحة التشغيل/الإدارة حسب الصلاحية. | Backend/API: تسجيل الحالة والموافقات والأدلة مع صلاحيات وتدقيق. | معيار القبول: تجربة حالة نجاح وحالة فشل وحالة منع مستخدم غير مخوّل، والتحقق من ظهور التغيير على الويب والجوال.</w:t>
-      </w:r>
-    </w:p>
-    <w:p>
-      <w:pPr>
-        <w:pStyle w:val="Heading3"/>
-        <w:shd w:val="clear" w:color="auto" w:fill="ECECEC"/>
-      </w:pPr>
-      <w:r>
-        <w:t>392 | حماية العميل من التسليم الناقص أو المخالف للمواصفات</w:t>
-      </w:r>
-    </w:p>
-    <w:p>
-      <w:r>
-        <w:t>المطلوب برمجيًا: تنفيذ وظيفة «حماية العميل من التسليم الناقص أو المخالف للمواصفات» كإجراء فعلي مرتبط بالمشروع أو الحساب؛ حفظ المدخلات وحالات المعالجة والنتيجة؛ دعم التحقق من البيانات والتنبيهات والعمليات الفاشلة ومنع التكرار غير المقصود.</w:t>
-      </w:r>
-    </w:p>
-    <w:p>
-      <w:pPr>
-        <w:pStyle w:val="Caption"/>
-      </w:pPr>
-      <w:r>
-        <w:t>الواجهات: العميل + المستقل + لوحة التشغيل/الإدارة حسب الصلاحية. | Backend/API: تسجيل الحالة والموافقات والأدلة مع صلاحيات وتدقيق. | معيار القبول: تجربة حالة نجاح وحالة فشل وحالة منع مستخدم غير مخوّل، والتحقق من ظهور التغيير على الويب والجوال.</w:t>
-      </w:r>
-    </w:p>
-    <w:p>
-      <w:pPr>
-        <w:pStyle w:val="Heading3"/>
-        <w:shd w:val="clear" w:color="auto" w:fill="FBDADA"/>
-      </w:pPr>
-      <w:r>
-        <w:t>393 | إنشاء ملف أدلة مرتب زمنيًا لكل مشروع</w:t>
-      </w:r>
-    </w:p>
-    <w:p>
-      <w:r>
-        <w:t>المطلوب برمجيًا: تنفيذ وظيفة «إنشاء ملف أدلة مرتب زمنيًا لكل مشروع» كإجراء فعلي مرتبط بالمشروع أو الحساب؛ حفظ المدخلات وحالات المعالجة والنتيجة؛ دعم التحقق من البيانات والتنبيهات والعمليات الفاشلة ومنع التكرار غير المقصود.</w:t>
-      </w:r>
-    </w:p>
-    <w:p>
-      <w:pPr>
-        <w:pStyle w:val="Caption"/>
-      </w:pPr>
-      <w:r>
-        <w:t>الواجهات: العميل + المستقل + لوحة التشغيل/الإدارة حسب الصلاحية. | Backend/API: تسجيل الحالة والموافقات والأدلة مع صلاحيات وتدقيق. | معيار القبول: تجربة حالة نجاح وحالة فشل وحالة منع مستخدم غير مخوّل، والتحقق من ظهور التغيير على الويب والجوال.</w:t>
-      </w:r>
-    </w:p>
-    <w:p>
-      <w:pPr>
-        <w:pStyle w:val="Heading3"/>
-        <w:shd w:val="clear" w:color="auto" w:fill="FBDADA"/>
-      </w:pPr>
-      <w:r>
-        <w:t>394 | تسجيل أسباب الإلغاء وتصنيف المسؤولية</w:t>
-      </w:r>
-    </w:p>
-    <w:p>
-      <w:r>
-        <w:t>المطلوب برمجيًا: تنفيذ وظيفة «تسجيل أسباب الإلغاء وتصنيف المسؤولية» كإجراء فعلي مرتبط بالمشروع أو الحساب؛ حفظ المدخلات وحالات المعالجة والنتيجة؛ دعم التحقق من البيانات والتنبيهات والعمليات الفاشلة ومنع التكرار غير المقصود.</w:t>
-      </w:r>
-    </w:p>
-    <w:p>
-      <w:pPr>
-        <w:pStyle w:val="Caption"/>
-      </w:pPr>
-      <w:r>
-        <w:t>الواجهات: العميل + المستقل + لوحة التشغيل/الإدارة حسب الصلاحية. | Backend/API: تسجيل الحالة والموافقات والأدلة مع صلاحيات وتدقيق. | معيار القبول: تجربة حالة نجاح وحالة فشل وحالة منع مستخدم غير مخوّل، والتحقق من ظهور التغيير على الويب والجوال.</w:t>
-      </w:r>
-    </w:p>
-    <w:p>
-      <w:pPr>
-        <w:pStyle w:val="Heading3"/>
-        <w:shd w:val="clear" w:color="auto" w:fill="FBDADA"/>
-      </w:pPr>
-      <w:r>
-        <w:t>395 | عرض مؤشرات موثقة عن جودة تعامل الطرفين</w:t>
-      </w:r>
-    </w:p>
-    <w:p>
-      <w:r>
-        <w:t>المطلوب برمجيًا: تنفيذ وظيفة «عرض مؤشرات موثقة عن جودة تعامل الطرفين» كإجراء فعلي مرتبط بالمشروع أو الحساب؛ حفظ المدخلات وحالات المعالجة والنتيجة؛ دعم التحقق من البيانات والتنبيهات والعمليات الفاشلة ومنع التكرار غير المقصود.</w:t>
-      </w:r>
-    </w:p>
-    <w:p>
-      <w:pPr>
-        <w:pStyle w:val="Caption"/>
-      </w:pPr>
-      <w:r>
-        <w:t>الواجهات: العميل + المستقل + لوحة التشغيل/الإدارة حسب الصلاحية. | Backend/API: تسجيل الحالة والموافقات والأدلة مع صلاحيات وتدقيق. | معيار القبول: تجربة حالة نجاح وحالة فشل وحالة منع مستخدم غير مخوّل، والتحقق من ظهور التغيير على الويب والجوال.</w:t>
-      </w:r>
-    </w:p>
-    <w:p>
-      <w:pPr>
-        <w:pStyle w:val="Heading3"/>
-        <w:shd w:val="clear" w:color="auto" w:fill="FBDADA"/>
-      </w:pPr>
-      <w:r>
-        <w:t>396 | تمكين الاعتراض على قرارات تعليق الحساب أو العقوبات</w:t>
-      </w:r>
-    </w:p>
-    <w:p>
-      <w:r>
-        <w:t>المطلوب برمجيًا: تنفيذ وظيفة «تمكين الاعتراض على قرارات تعليق الحساب أو العقوبات» كإجراء فعلي مرتبط بالمشروع أو الحساب؛ حفظ المدخلات وحالات المعالجة والنتيجة؛ دعم التحقق من البيانات والتنبيهات والعمليات الفاشلة ومنع التكرار غير المقصود.</w:t>
-      </w:r>
-    </w:p>
-    <w:p>
-      <w:pPr>
-        <w:pStyle w:val="Caption"/>
-      </w:pPr>
-      <w:r>
-        <w:t>الواجهات: العميل + المستقل + لوحة التشغيل/الإدارة حسب الصلاحية. | Backend/API: تسجيل الحالة والموافقات والأدلة مع صلاحيات وتدقيق. | معيار القبول: تجربة حالة نجاح وحالة فشل وحالة منع مستخدم غير مخوّل، والتحقق من ظهور التغيير على الويب والجوال.</w:t>
-      </w:r>
-    </w:p>
-    <w:p>
-      <w:pPr>
-        <w:pStyle w:val="Heading3"/>
-        <w:shd w:val="clear" w:color="auto" w:fill="FBDADA"/>
-      </w:pPr>
-      <w:r>
-        <w:t>397 | مراجعة بشرية قبل العقوبات المؤثرة على الدخل</w:t>
-      </w:r>
-    </w:p>
-    <w:p>
-      <w:r>
-        <w:t>المطلوب برمجيًا: تنفيذ وظيفة «مراجعة بشرية قبل العقوبات المؤثرة على الدخل» كإجراء فعلي مرتبط بالمشروع أو الحساب؛ حفظ المدخلات وحالات المعالجة والنتيجة؛ دعم التحقق من البيانات والتنبيهات والعمليات الفاشلة ومنع التكرار غير المقصود.</w:t>
-      </w:r>
-    </w:p>
-    <w:p>
-      <w:pPr>
-        <w:pStyle w:val="Caption"/>
-      </w:pPr>
-      <w:r>
-        <w:t>الواجهات: العميل + المستقل + لوحة التشغيل/الإدارة حسب الصلاحية. | Backend/API: تسجيل الحالة والموافقات والأدلة مع صلاحيات وتدقيق. | معيار القبول: تجربة حالة نجاح وحالة فشل وحالة منع مستخدم غير مخوّل، والتحقق من ظهور التغيير على الويب والجوال.</w:t>
-      </w:r>
-    </w:p>
-    <w:p>
-      <w:pPr>
-        <w:pStyle w:val="Heading3"/>
-        <w:shd w:val="clear" w:color="auto" w:fill="FBDADA"/>
-      </w:pPr>
-      <w:r>
-        <w:t>398 | سياسة حماية من الرسائل المسيئة والتحرش والابتزاز</w:t>
-      </w:r>
-    </w:p>
-    <w:p>
-      <w:r>
-        <w:t>المطلوب برمجيًا: تنفيذ وظيفة «سياسة حماية من الرسائل المسيئة والتحرش والابتزاز» كإجراء فعلي مرتبط بالمشروع أو الحساب؛ حفظ المدخلات وحالات المعالجة والنتيجة؛ دعم التحقق من البيانات والتنبيهات والعمليات الفاشلة ومنع التكرار غير المقصود.</w:t>
-      </w:r>
-    </w:p>
-    <w:p>
-      <w:pPr>
-        <w:pStyle w:val="Caption"/>
-      </w:pPr>
-      <w:r>
-        <w:t>الواجهات: العميل + المستقل + لوحة التشغيل/الإدارة حسب الصلاحية. | Backend/API: تسجيل الحالة والموافقات والأدلة مع صلاحيات وتدقيق. | معيار القبول: تجربة حالة نجاح وحالة فشل وحالة منع مستخدم غير مخوّل، والتحقق من ظهور التغيير على الويب والجوال.</w:t>
-      </w:r>
-    </w:p>
-    <w:p>
-      <w:pPr>
-        <w:pStyle w:val="Heading3"/>
-        <w:shd w:val="clear" w:color="auto" w:fill="ECECEC"/>
-      </w:pPr>
-      <w:r>
-        <w:t>399 | إخفاء البيانات الحساسة في الملفات والمحادثات عند الحاجة</w:t>
-      </w:r>
-    </w:p>
-    <w:p>
-      <w:r>
-        <w:t>المطلوب برمجيًا: تنفيذ وظيفة «إخفاء البيانات الحساسة في الملفات والمحادثات عند الحاجة» كإجراء فعلي مرتبط بالمشروع أو الحساب؛ حفظ المدخلات وحالات المعالجة والنتيجة؛ دعم التحقق من البيانات والتنبيهات والعمليات الفاشلة ومنع التكرار غير المقصود.</w:t>
-      </w:r>
-    </w:p>
-    <w:p>
-      <w:pPr>
-        <w:pStyle w:val="Caption"/>
-      </w:pPr>
-      <w:r>
-        <w:t>الواجهات: العميل + المستقل + لوحة التشغيل/الإدارة حسب الصلاحية. | Backend/API: تسجيل الحالة والموافقات والأدلة مع صلاحيات وتدقيق. | معيار القبول: تجربة حالة نجاح وحالة فشل وحالة منع مستخدم غير مخوّل، والتحقق من ظهور التغيير على الويب والجوال.</w:t>
-      </w:r>
-    </w:p>
-    <w:p>
-      <w:pPr>
-        <w:pStyle w:val="Heading3"/>
-        <w:shd w:val="clear" w:color="auto" w:fill="D9F2E0"/>
-      </w:pPr>
-      <w:r>
-        <w:t>400 | إعدادات خصوصية منفصلة لمعرض الأعمال والمشاريع</w:t>
-      </w:r>
-    </w:p>
-    <w:p>
-      <w:r>
-        <w:t>المطلوب برمجيًا: تنفيذ وظيفة «إعدادات خصوصية منفصلة لمعرض الأعمال والمشاريع» كإجراء فعلي مرتبط بالمشروع أو الحساب؛ حفظ المدخلات وحالات المعالجة والنتيجة؛ دعم التحقق من البيانات والتنبيهات والعمليات الفاشلة ومنع التكرار غير المقصود.</w:t>
-      </w:r>
-    </w:p>
-    <w:p>
-      <w:pPr>
-        <w:pStyle w:val="Caption"/>
-      </w:pPr>
-      <w:r>
-        <w:t>الواجهات: العميل + المستقل + لوحة التشغيل/الإدارة حسب الصلاحية. | Backend/API: تسجيل الحالة والموافقات والأدلة مع صلاحيات وتدقيق. | معيار القبول: تجربة حالة نجاح وحالة فشل وحالة منع مستخدم غير مخوّل، والتحقق من ظهور التغيير على الويب والجوال.</w:t>
-      </w:r>
-    </w:p>
-    <w:p>
-      <w:pPr>
-        <w:pStyle w:val="Heading3"/>
-        <w:shd w:val="clear" w:color="auto" w:fill="D9F2E0"/>
-      </w:pPr>
-      <w:r>
-        <w:t>401 | السماح بنشر العمل في المعرض بعد موافقة مالك الحقوق</w:t>
-      </w:r>
-    </w:p>
-    <w:p>
-      <w:r>
-        <w:t>المطلوب برمجيًا: تنفيذ وظيفة «السماح بنشر العمل في المعرض بعد موافقة مالك الحقوق» كإجراء فعلي مرتبط بالمشروع أو الحساب؛ حفظ المدخلات وحالات المعالجة والنتيجة؛ دعم التحقق من البيانات والتنبيهات والعمليات الفاشلة ومنع التكرار غير المقصود.</w:t>
-      </w:r>
-    </w:p>
-    <w:p>
-      <w:pPr>
-        <w:pStyle w:val="Caption"/>
-      </w:pPr>
-      <w:r>
-        <w:t>الواجهات: العميل + المستقل + لوحة التشغيل/الإدارة حسب الصلاحية. | Backend/API: تسجيل الحالة والموافقات والأدلة مع صلاحيات وتدقيق. | معيار القبول: تجربة حالة نجاح وحالة فشل وحالة منع مستخدم غير مخوّل، والتحقق من ظهور التغيير على الويب والجوال.</w:t>
-      </w:r>
-    </w:p>
-    <w:p>
-      <w:pPr>
-        <w:pStyle w:val="Heading3"/>
-        <w:shd w:val="clear" w:color="auto" w:fill="FBDADA"/>
-      </w:pPr>
-      <w:r>
-        <w:t>402 | برنامج إحالة بمكافآت واضحة وشروط مكافحة الاحتيال</w:t>
-      </w:r>
-    </w:p>
-    <w:p>
-      <w:r>
-        <w:t>المطلوب برمجيًا: تنفيذ وظيفة «برنامج إحالة بمكافآت واضحة وشروط مكافحة الاحتيال» كإجراء فعلي مرتبط بالمشروع أو الحساب؛ حفظ المدخلات وحالات المعالجة والنتيجة؛ دعم التحقق من البيانات والتنبيهات والعمليات الفاشلة ومنع التكرار غير المقصود.</w:t>
-      </w:r>
-    </w:p>
-    <w:p>
-      <w:pPr>
-        <w:pStyle w:val="Caption"/>
-      </w:pPr>
-      <w:r>
-        <w:t>الواجهات: العميل + المستقل + لوحة التشغيل/الإدارة حسب الصلاحية. | Backend/API: تسجيل الحالة والموافقات والأدلة مع صلاحيات وتدقيق. | معيار القبول: تجربة حالة نجاح وحالة فشل وحالة منع مستخدم غير مخوّل، والتحقق من ظهور التغيير على الويب والجوال.</w:t>
-      </w:r>
-    </w:p>
-    <w:p>
-      <w:pPr>
-        <w:pStyle w:val="Heading3"/>
-        <w:shd w:val="clear" w:color="auto" w:fill="FBDADA"/>
-      </w:pPr>
-      <w:r>
-        <w:t>403 | رصيد مكافآت ترويجي غير قابل للسحب النقدي وفق الضوابط</w:t>
-      </w:r>
-    </w:p>
-    <w:p>
-      <w:r>
-        <w:t>المطلوب برمجيًا: تنفيذ وظيفة «رصيد مكافآت ترويجي غير قابل للسحب النقدي وفق الضوابط» كإجراء فعلي مرتبط بالمشروع أو الحساب؛ حفظ المدخلات وحالات المعالجة والنتيجة؛ دعم التحقق من البيانات والتنبيهات والعمليات الفاشلة ومنع التكرار غير المقصود.</w:t>
-      </w:r>
-    </w:p>
-    <w:p>
-      <w:pPr>
-        <w:pStyle w:val="Caption"/>
-      </w:pPr>
-      <w:r>
-        <w:t>الواجهات: العميل + المستقل + لوحة التشغيل/الإدارة حسب الصلاحية. | Backend/API: تسجيل الحالة والموافقات والأدلة مع صلاحيات وتدقيق. | معيار القبول: تجربة حالة نجاح وحالة فشل وحالة منع مستخدم غير مخوّل، والتحقق من ظهور التغيير على الويب والجوال.</w:t>
-      </w:r>
-    </w:p>
-    <w:p>
-      <w:pPr>
-        <w:pStyle w:val="Heading3"/>
-        <w:shd w:val="clear" w:color="auto" w:fill="FBDADA"/>
       </w:pPr>
       <w:r>
         <w:t>404 | استبيان رضا قصير بعد كل مشروع مع تحليل أسباب عدم الرضا</w:t>
